--- a/template.docx
+++ b/template.docx
@@ -11,18 +11,18 @@
         <mc:AlternateContent>
           <mc:Choice Requires="wps">
             <w:drawing>
-              <wp:anchor distT="0" distB="0" distL="114300" distR="114300" simplePos="0" relativeHeight="251733332" behindDoc="0" locked="0" layoutInCell="1" allowOverlap="1" wp14:anchorId="12B5D658" wp14:editId="4552CC94">
+              <wp:anchor distT="45720" distB="45720" distL="114300" distR="114300" simplePos="0" relativeHeight="251637760" behindDoc="0" locked="0" layoutInCell="1" allowOverlap="1" wp14:anchorId="3975221A" wp14:editId="5A12E5C5">
                 <wp:simplePos x="0" y="0"/>
                 <wp:positionH relativeFrom="column">
-                  <wp:posOffset>452755</wp:posOffset>
+                  <wp:posOffset>4331970</wp:posOffset>
                 </wp:positionH>
                 <wp:positionV relativeFrom="paragraph">
-                  <wp:posOffset>8014335</wp:posOffset>
+                  <wp:posOffset>208915</wp:posOffset>
                 </wp:positionV>
-                <wp:extent cx="2096135" cy="155575"/>
+                <wp:extent cx="1713865" cy="155575"/>
                 <wp:effectExtent l="0" t="0" r="0" b="0"/>
                 <wp:wrapSquare wrapText="bothSides"/>
-                <wp:docPr id="1154625850" name="Text Box 2"/>
+                <wp:docPr id="2132844861" name="Text Box 2"/>
                 <wp:cNvGraphicFramePr>
                   <a:graphicFrameLocks xmlns:a="http://schemas.openxmlformats.org/drawingml/2006/main"/>
                 </wp:cNvGraphicFramePr>
@@ -35,7 +35,7 @@
                       <wps:spPr bwMode="auto">
                         <a:xfrm>
                           <a:off x="0" y="0"/>
-                          <a:ext cx="2096135" cy="155575"/>
+                          <a:ext cx="1713865" cy="155575"/>
                         </a:xfrm>
                         <a:prstGeom prst="rect">
                           <a:avLst/>
@@ -100,29 +100,8 @@
                                   <w14:round/>
                                 </w14:textOutline>
                               </w:rPr>
-                              <w:t>${F_ADDRESS}</w:t>
+                              <w:t>2026</w:t>
                             </w:r>
-                          </w:p>
-                          <w:p>
-                            <w:pPr>
-                              <w:spacing w:line="240" w:lineRule="auto"/>
-                              <w:jc w:val="center"/>
-                              <w:rPr>
-                                <w:sz w:val="20"/>
-                                <w:szCs w:val="20"/>
-                                <w:lang w:val="en-US"/>
-                                <w14:shadow w14:blurRad="38100" w14:dist="19050" w14:dir="2700000" w14:sx="100000" w14:sy="100000" w14:kx="0" w14:ky="0" w14:algn="tl">
-                                  <w14:schemeClr w14:val="dk1">
-                                    <w14:alpha w14:val="60000"/>
-                                  </w14:schemeClr>
-                                </w14:shadow>
-                                <w14:textOutline w14:w="0" w14:cap="flat" w14:cmpd="sng" w14:algn="ctr">
-                                  <w14:noFill/>
-                                  <w14:prstDash w14:val="solid"/>
-                                  <w14:round/>
-                                </w14:textOutline>
-                              </w:rPr>
-                            </w:pPr>
                             <w:r>
                               <w:rPr>
                                 <w:sz w:val="20"/>
@@ -139,13 +118,9 @@
                                   <w14:round/>
                                 </w14:textOutline>
                               </w:rPr>
-                              <w:t>PLACEHOLDER</w:t>
+                              <w:t xml:space="preserve"> </w:t>
                             </w:r>
-                          </w:p>
-                          <w:p>
-                            <w:pPr>
-                              <w:spacing w:line="240" w:lineRule="auto"/>
-                              <w:jc w:val="center"/>
+                            <w:r>
                               <w:rPr>
                                 <w:sz w:val="20"/>
                                 <w:szCs w:val="20"/>
@@ -161,7 +136,8 @@
                                   <w14:round/>
                                 </w14:textOutline>
                               </w:rPr>
-                            </w:pPr>
+                              <w:t>-</w:t>
+                            </w:r>
                           </w:p>
                         </w:txbxContent>
                       </wps:txbx>
@@ -174,16 +150,19 @@
                 <wp14:sizeRelH relativeFrom="margin">
                   <wp14:pctWidth>0</wp14:pctWidth>
                 </wp14:sizeRelH>
+                <wp14:sizeRelV relativeFrom="margin">
+                  <wp14:pctHeight>0</wp14:pctHeight>
+                </wp14:sizeRelV>
               </wp:anchor>
             </w:drawing>
           </mc:Choice>
           <mc:Fallback>
             <w:pict>
-              <v:shapetype w14:anchorId="12B5D658" id="_x0000_t202" coordsize="21600,21600" o:spt="202" path="m,l,21600r21600,l21600,xe">
+              <v:shapetype w14:anchorId="3975221A" id="_x0000_t202" coordsize="21600,21600" o:spt="202" path="m,l,21600r21600,l21600,xe">
                 <v:stroke joinstyle="miter"/>
                 <v:path gradientshapeok="t" o:connecttype="rect"/>
               </v:shapetype>
-              <v:shape id="Text Box 2" o:spid="_x0000_s1026" type="#_x0000_t202" style="position:absolute;margin-left:35.65pt;margin-top:631.05pt;width:165.05pt;height:12.25pt;z-index:251733332;visibility:visible;mso-wrap-style:square;mso-width-percent:0;mso-wrap-distance-left:9pt;mso-wrap-distance-top:0;mso-wrap-distance-right:9pt;mso-wrap-distance-bottom:0;mso-position-horizontal:absolute;mso-position-horizontal-relative:text;mso-position-vertical:absolute;mso-position-vertical-relative:text;mso-width-percent:0;mso-width-relative:margin;v-text-anchor:middle" o:gfxdata="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" fillcolor="white [3212]" stroked="f">
+              <v:shape id="Text Box 2" o:spid="_x0000_s1026" type="#_x0000_t202" style="position:absolute;margin-left:341.1pt;margin-top:16.45pt;width:134.95pt;height:12.25pt;z-index:251637760;visibility:visible;mso-wrap-style:square;mso-width-percent:0;mso-height-percent:0;mso-wrap-distance-left:9pt;mso-wrap-distance-top:3.6pt;mso-wrap-distance-right:9pt;mso-wrap-distance-bottom:3.6pt;mso-position-horizontal:absolute;mso-position-horizontal-relative:text;mso-position-vertical:absolute;mso-position-vertical-relative:text;mso-width-percent:0;mso-height-percent:0;mso-width-relative:margin;mso-height-relative:margin;v-text-anchor:middle" o:gfxdata="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" fillcolor="white [3212]" stroked="f">
                 <v:fill opacity="0"/>
                 <v:textbox inset="0,0,0,0">
                   <w:txbxContent>
@@ -222,29 +201,8 @@
                             <w14:round/>
                           </w14:textOutline>
                         </w:rPr>
-                        <w:t>${F_ADDRESS}</w:t>
+                        <w:t>2026</w:t>
                       </w:r>
-                    </w:p>
-                    <w:p>
-                      <w:pPr>
-                        <w:spacing w:line="240" w:lineRule="auto"/>
-                        <w:jc w:val="center"/>
-                        <w:rPr>
-                          <w:sz w:val="20"/>
-                          <w:szCs w:val="20"/>
-                          <w:lang w:val="en-US"/>
-                          <w14:shadow w14:blurRad="38100" w14:dist="19050" w14:dir="2700000" w14:sx="100000" w14:sy="100000" w14:kx="0" w14:ky="0" w14:algn="tl">
-                            <w14:schemeClr w14:val="dk1">
-                              <w14:alpha w14:val="60000"/>
-                            </w14:schemeClr>
-                          </w14:shadow>
-                          <w14:textOutline w14:w="0" w14:cap="flat" w14:cmpd="sng" w14:algn="ctr">
-                            <w14:noFill/>
-                            <w14:prstDash w14:val="solid"/>
-                            <w14:round/>
-                          </w14:textOutline>
-                        </w:rPr>
-                      </w:pPr>
                       <w:r>
                         <w:rPr>
                           <w:sz w:val="20"/>
@@ -261,13 +219,9 @@
                             <w14:round/>
                           </w14:textOutline>
                         </w:rPr>
-                        <w:t>PLACEHOLDER</w:t>
+                        <w:t xml:space="preserve"> </w:t>
                       </w:r>
-                    </w:p>
-                    <w:p>
-                      <w:pPr>
-                        <w:spacing w:line="240" w:lineRule="auto"/>
-                        <w:jc w:val="center"/>
+                      <w:r>
                         <w:rPr>
                           <w:sz w:val="20"/>
                           <w:szCs w:val="20"/>
@@ -283,7 +237,8 @@
                             <w14:round/>
                           </w14:textOutline>
                         </w:rPr>
-                      </w:pPr>
+                        <w:t>-</w:t>
+                      </w:r>
                     </w:p>
                   </w:txbxContent>
                 </v:textbox>
@@ -300,10 +255,10 @@
         <mc:AlternateContent>
           <mc:Choice Requires="wps">
             <w:drawing>
-              <wp:anchor distT="0" distB="0" distL="114300" distR="114300" simplePos="0" relativeHeight="251743232" behindDoc="0" locked="0" layoutInCell="1" allowOverlap="1" wp14:anchorId="2EAA12B8" wp14:editId="068147FB">
+              <wp:anchor distT="0" distB="0" distL="114300" distR="114300" simplePos="0" relativeHeight="251743232" behindDoc="0" locked="0" layoutInCell="1" allowOverlap="1" wp14:anchorId="2EAA12B8" wp14:editId="43BA5D28">
                 <wp:simplePos x="0" y="0"/>
                 <wp:positionH relativeFrom="column">
-                  <wp:posOffset>3359150</wp:posOffset>
+                  <wp:posOffset>3785870</wp:posOffset>
                 </wp:positionH>
                 <wp:positionV relativeFrom="paragraph">
                   <wp:posOffset>6254750</wp:posOffset>
@@ -471,7 +426,7 @@
           </mc:Choice>
           <mc:Fallback>
             <w:pict>
-              <v:shape w14:anchorId="2EAA12B8" id="_x0000_s1027" type="#_x0000_t202" style="position:absolute;margin-left:264.5pt;margin-top:492.5pt;width:111.65pt;height:13pt;z-index:251743232;visibility:visible;mso-wrap-style:square;mso-width-percent:0;mso-height-percent:0;mso-wrap-distance-left:9pt;mso-wrap-distance-top:0;mso-wrap-distance-right:9pt;mso-wrap-distance-bottom:0;mso-position-horizontal:absolute;mso-position-horizontal-relative:text;mso-position-vertical:absolute;mso-position-vertical-relative:text;mso-width-percent:0;mso-height-percent:0;mso-width-relative:margin;mso-height-relative:margin;v-text-anchor:middle" o:gfxdata="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" fillcolor="white [3212]" stroked="f">
+              <v:shape w14:anchorId="2EAA12B8" id="_x0000_s1027" type="#_x0000_t202" style="position:absolute;margin-left:298.1pt;margin-top:492.5pt;width:111.65pt;height:13pt;z-index:251743232;visibility:visible;mso-wrap-style:square;mso-width-percent:0;mso-height-percent:0;mso-wrap-distance-left:9pt;mso-wrap-distance-top:0;mso-wrap-distance-right:9pt;mso-wrap-distance-bottom:0;mso-position-horizontal:absolute;mso-position-horizontal-relative:text;mso-position-vertical:absolute;mso-position-vertical-relative:text;mso-width-percent:0;mso-height-percent:0;mso-width-relative:margin;mso-height-relative:margin;v-text-anchor:middle" o:gfxdata="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" fillcolor="white [3212]" stroked="f">
                 <v:fill opacity="0"/>
                 <v:textbox inset="0,0,0,0">
                   <w:txbxContent>
@@ -585,8 +540,293 @@
         <w:rPr>
           <w:noProof/>
         </w:rPr>
+        <mc:AlternateContent>
+          <mc:Choice Requires="wps">
+            <w:drawing>
+              <wp:anchor distT="0" distB="0" distL="114300" distR="114300" simplePos="0" relativeHeight="251733332" behindDoc="0" locked="0" layoutInCell="1" allowOverlap="1" wp14:anchorId="12B5D658" wp14:editId="738E7E5A">
+                <wp:simplePos x="0" y="0"/>
+                <wp:positionH relativeFrom="column">
+                  <wp:posOffset>452755</wp:posOffset>
+                </wp:positionH>
+                <wp:positionV relativeFrom="paragraph">
+                  <wp:posOffset>8014335</wp:posOffset>
+                </wp:positionV>
+                <wp:extent cx="2096135" cy="155575"/>
+                <wp:effectExtent l="0" t="0" r="0" b="0"/>
+                <wp:wrapSquare wrapText="bothSides"/>
+                <wp:docPr id="1154625850" name="Text Box 2"/>
+                <wp:cNvGraphicFramePr>
+                  <a:graphicFrameLocks xmlns:a="http://schemas.openxmlformats.org/drawingml/2006/main"/>
+                </wp:cNvGraphicFramePr>
+                <a:graphic xmlns:a="http://schemas.openxmlformats.org/drawingml/2006/main">
+                  <a:graphicData uri="http://schemas.microsoft.com/office/word/2010/wordprocessingShape">
+                    <wps:wsp>
+                      <wps:cNvSpPr txBox="1">
+                        <a:spLocks noChangeArrowheads="1"/>
+                      </wps:cNvSpPr>
+                      <wps:spPr bwMode="auto">
+                        <a:xfrm>
+                          <a:off x="0" y="0"/>
+                          <a:ext cx="2096135" cy="155575"/>
+                        </a:xfrm>
+                        <a:prstGeom prst="rect">
+                          <a:avLst/>
+                        </a:prstGeom>
+                        <a:solidFill>
+                          <a:schemeClr val="bg1">
+                            <a:alpha val="0"/>
+                          </a:schemeClr>
+                        </a:solidFill>
+                        <a:ln>
+                          <a:noFill/>
+                        </a:ln>
+                      </wps:spPr>
+                      <wps:style>
+                        <a:lnRef idx="0">
+                          <a:scrgbClr r="0" g="0" b="0"/>
+                        </a:lnRef>
+                        <a:fillRef idx="0">
+                          <a:scrgbClr r="0" g="0" b="0"/>
+                        </a:fillRef>
+                        <a:effectRef idx="0">
+                          <a:scrgbClr r="0" g="0" b="0"/>
+                        </a:effectRef>
+                        <a:fontRef idx="minor">
+                          <a:schemeClr val="dk1"/>
+                        </a:fontRef>
+                      </wps:style>
+                      <wps:txbx>
+                        <w:txbxContent>
+                          <w:p>
+                            <w:pPr>
+                              <w:spacing w:line="240" w:lineRule="auto"/>
+                              <w:rPr>
+                                <w:sz w:val="20"/>
+                                <w:szCs w:val="20"/>
+                                <w:lang w:val="en-US"/>
+                                <w14:shadow w14:blurRad="38100" w14:dist="19050" w14:dir="2700000" w14:sx="100000" w14:sy="100000" w14:kx="0" w14:ky="0" w14:algn="tl">
+                                  <w14:schemeClr w14:val="dk1">
+                                    <w14:alpha w14:val="60000"/>
+                                  </w14:schemeClr>
+                                </w14:shadow>
+                                <w14:textOutline w14:w="0" w14:cap="flat" w14:cmpd="sng" w14:algn="ctr">
+                                  <w14:noFill/>
+                                  <w14:prstDash w14:val="solid"/>
+                                  <w14:round/>
+                                </w14:textOutline>
+                              </w:rPr>
+                            </w:pPr>
+                            <w:r>
+                              <w:rPr>
+                                <w:sz w:val="20"/>
+                                <w:szCs w:val="20"/>
+                                <w:lang w:val="en-US"/>
+                                <w14:shadow w14:blurRad="38100" w14:dist="19050" w14:dir="2700000" w14:sx="100000" w14:sy="100000" w14:kx="0" w14:ky="0" w14:algn="tl">
+                                  <w14:schemeClr w14:val="dk1">
+                                    <w14:alpha w14:val="60000"/>
+                                  </w14:schemeClr>
+                                </w14:shadow>
+                                <w14:textOutline w14:w="0" w14:cap="flat" w14:cmpd="sng" w14:algn="ctr">
+                                  <w14:noFill/>
+                                  <w14:prstDash w14:val="solid"/>
+                                  <w14:round/>
+                                </w14:textOutline>
+                              </w:rPr>
+                              <w:t>${F_ADDRESS}</w:t>
+                            </w:r>
+                          </w:p>
+                          <w:p>
+                            <w:pPr>
+                              <w:spacing w:line="240" w:lineRule="auto"/>
+                              <w:jc w:val="center"/>
+                              <w:rPr>
+                                <w:sz w:val="20"/>
+                                <w:szCs w:val="20"/>
+                                <w:lang w:val="en-US"/>
+                                <w14:shadow w14:blurRad="38100" w14:dist="19050" w14:dir="2700000" w14:sx="100000" w14:sy="100000" w14:kx="0" w14:ky="0" w14:algn="tl">
+                                  <w14:schemeClr w14:val="dk1">
+                                    <w14:alpha w14:val="60000"/>
+                                  </w14:schemeClr>
+                                </w14:shadow>
+                                <w14:textOutline w14:w="0" w14:cap="flat" w14:cmpd="sng" w14:algn="ctr">
+                                  <w14:noFill/>
+                                  <w14:prstDash w14:val="solid"/>
+                                  <w14:round/>
+                                </w14:textOutline>
+                              </w:rPr>
+                            </w:pPr>
+                            <w:r>
+                              <w:rPr>
+                                <w:sz w:val="20"/>
+                                <w:szCs w:val="20"/>
+                                <w:lang w:val="en-US"/>
+                                <w14:shadow w14:blurRad="38100" w14:dist="19050" w14:dir="2700000" w14:sx="100000" w14:sy="100000" w14:kx="0" w14:ky="0" w14:algn="tl">
+                                  <w14:schemeClr w14:val="dk1">
+                                    <w14:alpha w14:val="60000"/>
+                                  </w14:schemeClr>
+                                </w14:shadow>
+                                <w14:textOutline w14:w="0" w14:cap="flat" w14:cmpd="sng" w14:algn="ctr">
+                                  <w14:noFill/>
+                                  <w14:prstDash w14:val="solid"/>
+                                  <w14:round/>
+                                </w14:textOutline>
+                              </w:rPr>
+                              <w:t>PLACEHOLDER</w:t>
+                            </w:r>
+                          </w:p>
+                          <w:p>
+                            <w:pPr>
+                              <w:spacing w:line="240" w:lineRule="auto"/>
+                              <w:jc w:val="center"/>
+                              <w:rPr>
+                                <w:sz w:val="20"/>
+                                <w:szCs w:val="20"/>
+                                <w:lang w:val="en-US"/>
+                                <w14:shadow w14:blurRad="38100" w14:dist="19050" w14:dir="2700000" w14:sx="100000" w14:sy="100000" w14:kx="0" w14:ky="0" w14:algn="tl">
+                                  <w14:schemeClr w14:val="dk1">
+                                    <w14:alpha w14:val="60000"/>
+                                  </w14:schemeClr>
+                                </w14:shadow>
+                                <w14:textOutline w14:w="0" w14:cap="flat" w14:cmpd="sng" w14:algn="ctr">
+                                  <w14:noFill/>
+                                  <w14:prstDash w14:val="solid"/>
+                                  <w14:round/>
+                                </w14:textOutline>
+                              </w:rPr>
+                            </w:pPr>
+                          </w:p>
+                        </w:txbxContent>
+                      </wps:txbx>
+                      <wps:bodyPr rot="0" vert="horz" wrap="square" lIns="0" tIns="0" rIns="0" bIns="0" anchor="ctr" anchorCtr="0">
+                        <a:noAutofit/>
+                      </wps:bodyPr>
+                    </wps:wsp>
+                  </a:graphicData>
+                </a:graphic>
+                <wp14:sizeRelH relativeFrom="margin">
+                  <wp14:pctWidth>0</wp14:pctWidth>
+                </wp14:sizeRelH>
+              </wp:anchor>
+            </w:drawing>
+          </mc:Choice>
+          <mc:Fallback>
+            <w:pict>
+              <v:shape w14:anchorId="12B5D658" id="_x0000_s1028" type="#_x0000_t202" style="position:absolute;margin-left:35.65pt;margin-top:631.05pt;width:165.05pt;height:12.25pt;z-index:251733332;visibility:visible;mso-wrap-style:square;mso-width-percent:0;mso-wrap-distance-left:9pt;mso-wrap-distance-top:0;mso-wrap-distance-right:9pt;mso-wrap-distance-bottom:0;mso-position-horizontal:absolute;mso-position-horizontal-relative:text;mso-position-vertical:absolute;mso-position-vertical-relative:text;mso-width-percent:0;mso-width-relative:margin;v-text-anchor:middle" o:gfxdata="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" fillcolor="white [3212]" stroked="f">
+                <v:fill opacity="0"/>
+                <v:textbox inset="0,0,0,0">
+                  <w:txbxContent>
+                    <w:p>
+                      <w:pPr>
+                        <w:spacing w:line="240" w:lineRule="auto"/>
+                        <w:rPr>
+                          <w:sz w:val="20"/>
+                          <w:szCs w:val="20"/>
+                          <w:lang w:val="en-US"/>
+                          <w14:shadow w14:blurRad="38100" w14:dist="19050" w14:dir="2700000" w14:sx="100000" w14:sy="100000" w14:kx="0" w14:ky="0" w14:algn="tl">
+                            <w14:schemeClr w14:val="dk1">
+                              <w14:alpha w14:val="60000"/>
+                            </w14:schemeClr>
+                          </w14:shadow>
+                          <w14:textOutline w14:w="0" w14:cap="flat" w14:cmpd="sng" w14:algn="ctr">
+                            <w14:noFill/>
+                            <w14:prstDash w14:val="solid"/>
+                            <w14:round/>
+                          </w14:textOutline>
+                        </w:rPr>
+                      </w:pPr>
+                      <w:r>
+                        <w:rPr>
+                          <w:sz w:val="20"/>
+                          <w:szCs w:val="20"/>
+                          <w:lang w:val="en-US"/>
+                          <w14:shadow w14:blurRad="38100" w14:dist="19050" w14:dir="2700000" w14:sx="100000" w14:sy="100000" w14:kx="0" w14:ky="0" w14:algn="tl">
+                            <w14:schemeClr w14:val="dk1">
+                              <w14:alpha w14:val="60000"/>
+                            </w14:schemeClr>
+                          </w14:shadow>
+                          <w14:textOutline w14:w="0" w14:cap="flat" w14:cmpd="sng" w14:algn="ctr">
+                            <w14:noFill/>
+                            <w14:prstDash w14:val="solid"/>
+                            <w14:round/>
+                          </w14:textOutline>
+                        </w:rPr>
+                        <w:t>${F_ADDRESS}</w:t>
+                      </w:r>
+                    </w:p>
+                    <w:p>
+                      <w:pPr>
+                        <w:spacing w:line="240" w:lineRule="auto"/>
+                        <w:jc w:val="center"/>
+                        <w:rPr>
+                          <w:sz w:val="20"/>
+                          <w:szCs w:val="20"/>
+                          <w:lang w:val="en-US"/>
+                          <w14:shadow w14:blurRad="38100" w14:dist="19050" w14:dir="2700000" w14:sx="100000" w14:sy="100000" w14:kx="0" w14:ky="0" w14:algn="tl">
+                            <w14:schemeClr w14:val="dk1">
+                              <w14:alpha w14:val="60000"/>
+                            </w14:schemeClr>
+                          </w14:shadow>
+                          <w14:textOutline w14:w="0" w14:cap="flat" w14:cmpd="sng" w14:algn="ctr">
+                            <w14:noFill/>
+                            <w14:prstDash w14:val="solid"/>
+                            <w14:round/>
+                          </w14:textOutline>
+                        </w:rPr>
+                      </w:pPr>
+                      <w:r>
+                        <w:rPr>
+                          <w:sz w:val="20"/>
+                          <w:szCs w:val="20"/>
+                          <w:lang w:val="en-US"/>
+                          <w14:shadow w14:blurRad="38100" w14:dist="19050" w14:dir="2700000" w14:sx="100000" w14:sy="100000" w14:kx="0" w14:ky="0" w14:algn="tl">
+                            <w14:schemeClr w14:val="dk1">
+                              <w14:alpha w14:val="60000"/>
+                            </w14:schemeClr>
+                          </w14:shadow>
+                          <w14:textOutline w14:w="0" w14:cap="flat" w14:cmpd="sng" w14:algn="ctr">
+                            <w14:noFill/>
+                            <w14:prstDash w14:val="solid"/>
+                            <w14:round/>
+                          </w14:textOutline>
+                        </w:rPr>
+                        <w:t>PLACEHOLDER</w:t>
+                      </w:r>
+                    </w:p>
+                    <w:p>
+                      <w:pPr>
+                        <w:spacing w:line="240" w:lineRule="auto"/>
+                        <w:jc w:val="center"/>
+                        <w:rPr>
+                          <w:sz w:val="20"/>
+                          <w:szCs w:val="20"/>
+                          <w:lang w:val="en-US"/>
+                          <w14:shadow w14:blurRad="38100" w14:dist="19050" w14:dir="2700000" w14:sx="100000" w14:sy="100000" w14:kx="0" w14:ky="0" w14:algn="tl">
+                            <w14:schemeClr w14:val="dk1">
+                              <w14:alpha w14:val="60000"/>
+                            </w14:schemeClr>
+                          </w14:shadow>
+                          <w14:textOutline w14:w="0" w14:cap="flat" w14:cmpd="sng" w14:algn="ctr">
+                            <w14:noFill/>
+                            <w14:prstDash w14:val="solid"/>
+                            <w14:round/>
+                          </w14:textOutline>
+                        </w:rPr>
+                      </w:pPr>
+                    </w:p>
+                  </w:txbxContent>
+                </v:textbox>
+                <w10:wrap type="square"/>
+              </v:shape>
+            </w:pict>
+          </mc:Fallback>
+        </mc:AlternateContent>
+      </w:r>
+      <w:r>
+        <w:rPr>
+          <w:noProof/>
+        </w:rPr>
         <w:drawing>
-          <wp:anchor distT="0" distB="0" distL="114300" distR="114300" simplePos="0" relativeHeight="251631616" behindDoc="1" locked="0" layoutInCell="1" allowOverlap="1" wp14:anchorId="657538A1" wp14:editId="35C0765B">
+          <wp:anchor distT="0" distB="0" distL="114300" distR="114300" simplePos="0" relativeHeight="251631616" behindDoc="1" locked="0" layoutInCell="1" allowOverlap="1" wp14:anchorId="657538A1" wp14:editId="1543A790">
             <wp:simplePos x="0" y="0"/>
             <wp:positionH relativeFrom="page">
               <wp:posOffset>1373505</wp:posOffset>
@@ -658,7 +898,7 @@
         <mc:AlternateContent>
           <mc:Choice Requires="wps">
             <w:drawing>
-              <wp:anchor distT="45720" distB="45720" distL="114300" distR="114300" simplePos="0" relativeHeight="251731968" behindDoc="0" locked="0" layoutInCell="1" allowOverlap="1" wp14:anchorId="15D67C41" wp14:editId="0C39C1F7">
+              <wp:anchor distT="45720" distB="45720" distL="114300" distR="114300" simplePos="0" relativeHeight="251731968" behindDoc="0" locked="0" layoutInCell="1" allowOverlap="1" wp14:anchorId="15D67C41" wp14:editId="0600B753">
                 <wp:simplePos x="0" y="0"/>
                 <wp:positionH relativeFrom="margin">
                   <wp:posOffset>3818890</wp:posOffset>
@@ -748,15 +988,10 @@
                                   <w14:round/>
                                 </w14:textOutline>
                               </w:rPr>
-                              <w:t>${TIME_BIRTH} _DATE}</w:t>
+                              <w:t>${TI</w:t>
                             </w:r>
-                          </w:p>
-                          <w:p>
-                            <w:pPr>
-                              <w:spacing w:line="240" w:lineRule="auto"/>
-                              <w:jc w:val="center"/>
+                            <w:r>
                               <w:rPr>
-                                <w:color w:val="5B9BD5" w:themeColor="accent5"/>
                                 <w:sz w:val="20"/>
                                 <w:szCs w:val="20"/>
                                 <w:lang w:val="en-US"/>
@@ -771,7 +1006,8 @@
                                   <w14:round/>
                                 </w14:textOutline>
                               </w:rPr>
-                            </w:pPr>
+                              <w:t>ME_OF_BIRTH}</w:t>
+                            </w:r>
                           </w:p>
                         </w:txbxContent>
                       </wps:txbx>
@@ -792,7 +1028,7 @@
           </mc:Choice>
           <mc:Fallback>
             <w:pict>
-              <v:shape w14:anchorId="15D67C41" id="_x0000_s1028" type="#_x0000_t202" style="position:absolute;margin-left:300.7pt;margin-top:470.45pt;width:32.1pt;height:12.25pt;z-index:251731968;visibility:visible;mso-wrap-style:square;mso-width-percent:0;mso-height-percent:0;mso-wrap-distance-left:9pt;mso-wrap-distance-top:3.6pt;mso-wrap-distance-right:9pt;mso-wrap-distance-bottom:3.6pt;mso-position-horizontal:absolute;mso-position-horizontal-relative:margin;mso-position-vertical:absolute;mso-position-vertical-relative:text;mso-width-percent:0;mso-height-percent:0;mso-width-relative:margin;mso-height-relative:margin;v-text-anchor:middle" o:gfxdata="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" fillcolor="white [3212]" stroked="f">
+              <v:shape w14:anchorId="15D67C41" id="_x0000_s1029" type="#_x0000_t202" style="position:absolute;margin-left:300.7pt;margin-top:470.45pt;width:32.1pt;height:12.25pt;z-index:251731968;visibility:visible;mso-wrap-style:square;mso-width-percent:0;mso-height-percent:0;mso-wrap-distance-left:9pt;mso-wrap-distance-top:3.6pt;mso-wrap-distance-right:9pt;mso-wrap-distance-bottom:3.6pt;mso-position-horizontal:absolute;mso-position-horizontal-relative:margin;mso-position-vertical:absolute;mso-position-vertical-relative:text;mso-width-percent:0;mso-height-percent:0;mso-width-relative:margin;mso-height-relative:margin;v-text-anchor:middle" o:gfxdata="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" fillcolor="white [3212]" stroked="f">
                 <v:fill opacity="0"/>
                 <v:textbox inset="0,0,0,0">
                   <w:txbxContent>
@@ -832,15 +1068,10 @@
                             <w14:round/>
                           </w14:textOutline>
                         </w:rPr>
-                        <w:t>${TIME_BIRTH} _DATE}</w:t>
+                        <w:t>${TI</w:t>
                       </w:r>
-                    </w:p>
-                    <w:p>
-                      <w:pPr>
-                        <w:spacing w:line="240" w:lineRule="auto"/>
-                        <w:jc w:val="center"/>
+                      <w:r>
                         <w:rPr>
-                          <w:color w:val="5B9BD5" w:themeColor="accent5"/>
                           <w:sz w:val="20"/>
                           <w:szCs w:val="20"/>
                           <w:lang w:val="en-US"/>
@@ -855,7 +1086,8 @@
                             <w14:round/>
                           </w14:textOutline>
                         </w:rPr>
-                      </w:pPr>
+                        <w:t>ME_OF_BIRTH}</w:t>
+                      </w:r>
                     </w:p>
                   </w:txbxContent>
                 </v:textbox>
@@ -1004,7 +1236,7 @@
           </mc:Choice>
           <mc:Fallback>
             <w:pict>
-              <v:shape w14:anchorId="01398E20" id="_x0000_s1029" type="#_x0000_t202" style="position:absolute;margin-left:186.7pt;margin-top:410.8pt;width:315.85pt;height:12.25pt;z-index:251729920;visibility:visible;mso-wrap-style:square;mso-width-percent:0;mso-wrap-distance-left:9pt;mso-wrap-distance-top:0;mso-wrap-distance-right:9pt;mso-wrap-distance-bottom:0;mso-position-horizontal:absolute;mso-position-horizontal-relative:text;mso-position-vertical:absolute;mso-position-vertical-relative:text;mso-width-percent:0;mso-width-relative:margin;v-text-anchor:middle" o:gfxdata="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" fillcolor="white [3212]" stroked="f">
+              <v:shape w14:anchorId="01398E20" id="_x0000_s1030" type="#_x0000_t202" style="position:absolute;margin-left:186.7pt;margin-top:410.8pt;width:315.85pt;height:12.25pt;z-index:251729920;visibility:visible;mso-wrap-style:square;mso-width-percent:0;mso-wrap-distance-left:9pt;mso-wrap-distance-top:0;mso-wrap-distance-right:9pt;mso-wrap-distance-bottom:0;mso-position-horizontal:absolute;mso-position-horizontal-relative:text;mso-position-vertical:absolute;mso-position-vertical-relative:text;mso-width-percent:0;mso-width-relative:margin;v-text-anchor:middle" o:gfxdata="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" fillcolor="white [3212]" stroked="f">
                 <v:fill opacity="0"/>
                 <v:textbox inset="0,0,0,0">
                   <w:txbxContent>
@@ -1197,7 +1429,7 @@
           </mc:Choice>
           <mc:Fallback>
             <w:pict>
-              <v:shape w14:anchorId="54254D30" id="_x0000_s1030" type="#_x0000_t202" style="position:absolute;margin-left:-11.3pt;margin-top:412.25pt;width:183.45pt;height:12.25pt;z-index:251715584;visibility:visible;mso-wrap-style:square;mso-width-percent:0;mso-height-percent:0;mso-wrap-distance-left:9pt;mso-wrap-distance-top:3.6pt;mso-wrap-distance-right:9pt;mso-wrap-distance-bottom:3.6pt;mso-position-horizontal:absolute;mso-position-horizontal-relative:margin;mso-position-vertical:absolute;mso-position-vertical-relative:text;mso-width-percent:0;mso-height-percent:0;mso-width-relative:margin;mso-height-relative:margin;v-text-anchor:middle" o:gfxdata="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" fillcolor="white [3212]" stroked="f">
+              <v:shape w14:anchorId="54254D30" id="_x0000_s1031" type="#_x0000_t202" style="position:absolute;margin-left:-11.3pt;margin-top:412.25pt;width:183.45pt;height:12.25pt;z-index:251715584;visibility:visible;mso-wrap-style:square;mso-width-percent:0;mso-height-percent:0;mso-wrap-distance-left:9pt;mso-wrap-distance-top:3.6pt;mso-wrap-distance-right:9pt;mso-wrap-distance-bottom:3.6pt;mso-position-horizontal:absolute;mso-position-horizontal-relative:margin;mso-position-vertical:absolute;mso-position-vertical-relative:text;mso-width-percent:0;mso-height-percent:0;mso-width-relative:margin;mso-height-relative:margin;v-text-anchor:middle" o:gfxdata="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" fillcolor="white [3212]" stroked="f">
                 <v:fill opacity="0"/>
                 <v:textbox inset="0,0,0,0">
                   <w:txbxContent>
@@ -1383,7 +1615,7 @@
           </mc:Choice>
           <mc:Fallback>
             <w:pict>
-              <v:shape w14:anchorId="04B9B4E1" id="_x0000_s1031" type="#_x0000_t202" style="position:absolute;margin-left:5.05pt;margin-top:362.6pt;width:495.75pt;height:12.25pt;z-index:251713536;visibility:visible;mso-wrap-style:square;mso-width-percent:0;mso-wrap-distance-left:9pt;mso-wrap-distance-top:0;mso-wrap-distance-right:9pt;mso-wrap-distance-bottom:0;mso-position-horizontal:absolute;mso-position-horizontal-relative:text;mso-position-vertical:absolute;mso-position-vertical-relative:text;mso-width-percent:0;mso-width-relative:margin;v-text-anchor:middle" o:gfxdata="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" fillcolor="white [3212]" stroked="f">
+              <v:shape w14:anchorId="04B9B4E1" id="_x0000_s1032" type="#_x0000_t202" style="position:absolute;margin-left:5.05pt;margin-top:362.6pt;width:495.75pt;height:12.25pt;z-index:251713536;visibility:visible;mso-wrap-style:square;mso-width-percent:0;mso-wrap-distance-left:9pt;mso-wrap-distance-top:0;mso-wrap-distance-right:9pt;mso-wrap-distance-bottom:0;mso-position-horizontal:absolute;mso-position-horizontal-relative:text;mso-position-vertical:absolute;mso-position-vertical-relative:text;mso-width-percent:0;mso-width-relative:margin;v-text-anchor:middle" o:gfxdata="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" fillcolor="white [3212]" stroked="f">
                 <v:fill opacity="0"/>
                 <v:textbox inset="0,0,0,0">
                   <w:txbxContent>
@@ -1569,7 +1801,7 @@
           </mc:Choice>
           <mc:Fallback>
             <w:pict>
-              <v:shape w14:anchorId="7CB55FA8" id="_x0000_s1032" type="#_x0000_t202" style="position:absolute;margin-left:9.8pt;margin-top:266.5pt;width:490.35pt;height:12.25pt;z-index:251700224;visibility:visible;mso-wrap-style:square;mso-width-percent:0;mso-wrap-distance-left:9pt;mso-wrap-distance-top:0;mso-wrap-distance-right:9pt;mso-wrap-distance-bottom:0;mso-position-horizontal:absolute;mso-position-horizontal-relative:text;mso-position-vertical:absolute;mso-position-vertical-relative:text;mso-width-percent:0;mso-width-relative:margin;v-text-anchor:middle" o:gfxdata="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" fillcolor="white [3212]" stroked="f">
+              <v:shape w14:anchorId="7CB55FA8" id="_x0000_s1033" type="#_x0000_t202" style="position:absolute;margin-left:9.8pt;margin-top:266.5pt;width:490.35pt;height:12.25pt;z-index:251700224;visibility:visible;mso-wrap-style:square;mso-width-percent:0;mso-wrap-distance-left:9pt;mso-wrap-distance-top:0;mso-wrap-distance-right:9pt;mso-wrap-distance-bottom:0;mso-position-horizontal:absolute;mso-position-horizontal-relative:text;mso-position-vertical:absolute;mso-position-vertical-relative:text;mso-width-percent:0;mso-width-relative:margin;v-text-anchor:middle" o:gfxdata="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" fillcolor="white [3212]" stroked="f">
                 <v:fill opacity="0"/>
                 <v:textbox inset="0,0,0,0">
                   <w:txbxContent>
@@ -1739,7 +1971,7 @@
           </mc:Choice>
           <mc:Fallback>
             <w:pict>
-              <v:shape w14:anchorId="7462E0BE" id="_x0000_s1033" type="#_x0000_t202" style="position:absolute;margin-left:423.8pt;margin-top:144.45pt;width:52.3pt;height:12.25pt;z-index:251671552;visibility:visible;mso-wrap-style:square;mso-width-percent:0;mso-height-percent:0;mso-wrap-distance-left:9pt;mso-wrap-distance-top:3.6pt;mso-wrap-distance-right:9pt;mso-wrap-distance-bottom:3.6pt;mso-position-horizontal:absolute;mso-position-horizontal-relative:text;mso-position-vertical:absolute;mso-position-vertical-relative:text;mso-width-percent:0;mso-height-percent:0;mso-width-relative:margin;mso-height-relative:margin;v-text-anchor:middle" o:gfxdata="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" fillcolor="white [3212]" stroked="f">
+              <v:shape w14:anchorId="7462E0BE" id="_x0000_s1034" type="#_x0000_t202" style="position:absolute;margin-left:423.8pt;margin-top:144.45pt;width:52.3pt;height:12.25pt;z-index:251671552;visibility:visible;mso-wrap-style:square;mso-width-percent:0;mso-height-percent:0;mso-wrap-distance-left:9pt;mso-wrap-distance-top:3.6pt;mso-wrap-distance-right:9pt;mso-wrap-distance-bottom:3.6pt;mso-position-horizontal:absolute;mso-position-horizontal-relative:text;mso-position-vertical:absolute;mso-position-vertical-relative:text;mso-width-percent:0;mso-height-percent:0;mso-width-relative:margin;mso-height-relative:margin;v-text-anchor:middle" o:gfxdata="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" fillcolor="white [3212]" stroked="f">
                 <v:fill opacity="0"/>
                 <v:textbox inset="0,0,0,0">
                   <w:txbxContent>
@@ -1909,7 +2141,7 @@
           </mc:Choice>
           <mc:Fallback>
             <w:pict>
-              <v:shape w14:anchorId="3EFFF86C" id="_x0000_s1034" type="#_x0000_t202" style="position:absolute;margin-left:40.5pt;margin-top:78.55pt;width:60.85pt;height:12.25pt;z-index:251653120;visibility:visible;mso-wrap-style:square;mso-width-percent:0;mso-height-percent:0;mso-wrap-distance-left:9pt;mso-wrap-distance-top:3.6pt;mso-wrap-distance-right:9pt;mso-wrap-distance-bottom:3.6pt;mso-position-horizontal:absolute;mso-position-horizontal-relative:text;mso-position-vertical:absolute;mso-position-vertical-relative:text;mso-width-percent:0;mso-height-percent:0;mso-width-relative:margin;mso-height-relative:margin;v-text-anchor:middle" o:gfxdata="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" fillcolor="white [3212]" stroked="f">
+              <v:shape w14:anchorId="3EFFF86C" id="_x0000_s1035" type="#_x0000_t202" style="position:absolute;margin-left:40.5pt;margin-top:78.55pt;width:60.85pt;height:12.25pt;z-index:251653120;visibility:visible;mso-wrap-style:square;mso-width-percent:0;mso-height-percent:0;mso-wrap-distance-left:9pt;mso-wrap-distance-top:3.6pt;mso-wrap-distance-right:9pt;mso-wrap-distance-bottom:3.6pt;mso-position-horizontal:absolute;mso-position-horizontal-relative:text;mso-position-vertical:absolute;mso-position-vertical-relative:text;mso-width-percent:0;mso-height-percent:0;mso-width-relative:margin;mso-height-relative:margin;v-text-anchor:middle" o:gfxdata="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" fillcolor="white [3212]" stroked="f">
                 <v:fill opacity="0"/>
                 <v:textbox inset="0,0,0,0">
                   <w:txbxContent>
@@ -2076,7 +2308,7 @@
           </mc:Choice>
           <mc:Fallback>
             <w:pict>
-              <v:shape w14:anchorId="5BD02423" id="_x0000_s1035" type="#_x0000_t202" style="position:absolute;margin-left:410.7pt;margin-top:79.7pt;width:67.6pt;height:12.2pt;z-index:251663360;visibility:visible;mso-wrap-style:square;mso-width-percent:0;mso-wrap-distance-left:9pt;mso-wrap-distance-top:0;mso-wrap-distance-right:9pt;mso-wrap-distance-bottom:0;mso-position-horizontal:absolute;mso-position-horizontal-relative:text;mso-position-vertical:absolute;mso-position-vertical-relative:text;mso-width-percent:0;mso-width-relative:margin;v-text-anchor:middle" o:gfxdata="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" fillcolor="white [3212]" stroked="f">
+              <v:shape w14:anchorId="5BD02423" id="_x0000_s1036" type="#_x0000_t202" style="position:absolute;margin-left:410.7pt;margin-top:79.7pt;width:67.6pt;height:12.2pt;z-index:251663360;visibility:visible;mso-wrap-style:square;mso-width-percent:0;mso-wrap-distance-left:9pt;mso-wrap-distance-top:0;mso-wrap-distance-right:9pt;mso-wrap-distance-bottom:0;mso-position-horizontal:absolute;mso-position-horizontal-relative:text;mso-position-vertical:absolute;mso-position-vertical-relative:text;mso-width-percent:0;mso-width-relative:margin;v-text-anchor:middle" o:gfxdata="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" fillcolor="white [3212]" stroked="f">
                 <v:fill opacity="0"/>
                 <v:textbox inset="0,0,0,0">
                   <w:txbxContent>
@@ -2246,7 +2478,7 @@
           </mc:Choice>
           <mc:Fallback>
             <w:pict>
-              <v:shape w14:anchorId="50BB1C44" id="_x0000_s1036" type="#_x0000_t202" style="position:absolute;margin-left:297.25pt;margin-top:79.15pt;width:88.9pt;height:12.7pt;z-index:251662336;visibility:visible;mso-wrap-style:square;mso-width-percent:0;mso-height-percent:0;mso-wrap-distance-left:9pt;mso-wrap-distance-top:0;mso-wrap-distance-right:9pt;mso-wrap-distance-bottom:0;mso-position-horizontal:absolute;mso-position-horizontal-relative:text;mso-position-vertical:absolute;mso-position-vertical-relative:text;mso-width-percent:0;mso-height-percent:0;mso-width-relative:margin;mso-height-relative:margin;v-text-anchor:middle" o:gfxdata="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" fillcolor="white [3212]" stroked="f">
+              <v:shape w14:anchorId="50BB1C44" id="_x0000_s1037" type="#_x0000_t202" style="position:absolute;margin-left:297.25pt;margin-top:79.15pt;width:88.9pt;height:12.7pt;z-index:251662336;visibility:visible;mso-wrap-style:square;mso-width-percent:0;mso-height-percent:0;mso-wrap-distance-left:9pt;mso-wrap-distance-top:0;mso-wrap-distance-right:9pt;mso-wrap-distance-bottom:0;mso-position-horizontal:absolute;mso-position-horizontal-relative:text;mso-position-vertical:absolute;mso-position-vertical-relative:text;mso-width-percent:0;mso-height-percent:0;mso-width-relative:margin;mso-height-relative:margin;v-text-anchor:middle" o:gfxdata="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" fillcolor="white [3212]" stroked="f">
                 <v:fill opacity="0"/>
                 <v:textbox inset="0,0,0,0">
                   <w:txbxContent>
@@ -2410,7 +2642,7 @@
           </mc:Choice>
           <mc:Fallback>
             <w:pict>
-              <v:shape w14:anchorId="0BFA9D8F" id="_x0000_s1037" type="#_x0000_t202" style="position:absolute;margin-left:217.65pt;margin-top:79.4pt;width:60.85pt;height:12.2pt;z-index:251661312;visibility:visible;mso-wrap-style:square;mso-wrap-distance-left:9pt;mso-wrap-distance-top:0;mso-wrap-distance-right:9pt;mso-wrap-distance-bottom:0;mso-position-horizontal:absolute;mso-position-horizontal-relative:text;mso-position-vertical:absolute;mso-position-vertical-relative:text;v-text-anchor:middle" o:gfxdata="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" fillcolor="white [3212]" stroked="f">
+              <v:shape w14:anchorId="0BFA9D8F" id="_x0000_s1038" type="#_x0000_t202" style="position:absolute;margin-left:217.65pt;margin-top:79.4pt;width:60.85pt;height:12.2pt;z-index:251661312;visibility:visible;mso-wrap-style:square;mso-wrap-distance-left:9pt;mso-wrap-distance-top:0;mso-wrap-distance-right:9pt;mso-wrap-distance-bottom:0;mso-position-horizontal:absolute;mso-position-horizontal-relative:text;mso-position-vertical:absolute;mso-position-vertical-relative:text;v-text-anchor:middle" o:gfxdata="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" fillcolor="white [3212]" stroked="f">
                 <v:fill opacity="0"/>
                 <v:textbox inset="0,0,0,0">
                   <w:txbxContent>
@@ -2622,7 +2854,7 @@
           </mc:Choice>
           <mc:Fallback>
             <w:pict>
-              <v:shape w14:anchorId="55004DA6" id="_x0000_s1038" type="#_x0000_t202" style="position:absolute;margin-left:40.6pt;margin-top:598.65pt;width:179.1pt;height:12.25pt;z-index:251745280;visibility:visible;mso-wrap-style:square;mso-width-percent:0;mso-height-percent:0;mso-wrap-distance-left:9pt;mso-wrap-distance-top:3.6pt;mso-wrap-distance-right:9pt;mso-wrap-distance-bottom:3.6pt;mso-position-horizontal:absolute;mso-position-horizontal-relative:margin;mso-position-vertical:absolute;mso-position-vertical-relative:text;mso-width-percent:0;mso-height-percent:0;mso-width-relative:margin;mso-height-relative:margin;v-text-anchor:middle" o:gfxdata="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" fillcolor="white [3212]" stroked="f">
+              <v:shape w14:anchorId="55004DA6" id="_x0000_s1039" type="#_x0000_t202" style="position:absolute;margin-left:40.6pt;margin-top:598.65pt;width:179.1pt;height:12.25pt;z-index:251745280;visibility:visible;mso-wrap-style:square;mso-width-percent:0;mso-height-percent:0;mso-wrap-distance-left:9pt;mso-wrap-distance-top:3.6pt;mso-wrap-distance-right:9pt;mso-wrap-distance-bottom:3.6pt;mso-position-horizontal:absolute;mso-position-horizontal-relative:margin;mso-position-vertical:absolute;mso-position-vertical-relative:text;mso-width-percent:0;mso-height-percent:0;mso-width-relative:margin;mso-height-relative:margin;v-text-anchor:middle" o:gfxdata="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" fillcolor="white [3212]" stroked="f">
                 <v:fill opacity="0"/>
                 <v:textbox inset="0,0,0,0">
                   <w:txbxContent>
@@ -2898,7 +3130,7 @@
           </mc:Choice>
           <mc:Fallback>
             <w:pict>
-              <v:shape w14:anchorId="59D8EA27" id="_x0000_s1039" type="#_x0000_t202" style="position:absolute;margin-left:13.9pt;margin-top:646.3pt;width:149.7pt;height:12.25pt;z-index:251755520;visibility:visible;mso-wrap-style:square;mso-width-percent:0;mso-height-percent:0;mso-wrap-distance-left:9pt;mso-wrap-distance-top:3.6pt;mso-wrap-distance-right:9pt;mso-wrap-distance-bottom:3.6pt;mso-position-horizontal:absolute;mso-position-horizontal-relative:margin;mso-position-vertical:absolute;mso-position-vertical-relative:text;mso-width-percent:0;mso-height-percent:0;mso-width-relative:margin;mso-height-relative:margin;v-text-anchor:middle" o:gfxdata="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" fillcolor="white [3212]" stroked="f">
+              <v:shape w14:anchorId="59D8EA27" id="_x0000_s1040" type="#_x0000_t202" style="position:absolute;margin-left:13.9pt;margin-top:646.3pt;width:149.7pt;height:12.25pt;z-index:251755520;visibility:visible;mso-wrap-style:square;mso-width-percent:0;mso-height-percent:0;mso-wrap-distance-left:9pt;mso-wrap-distance-top:3.6pt;mso-wrap-distance-right:9pt;mso-wrap-distance-bottom:3.6pt;mso-position-horizontal:absolute;mso-position-horizontal-relative:margin;mso-position-vertical:absolute;mso-position-vertical-relative:text;mso-width-percent:0;mso-height-percent:0;mso-width-relative:margin;mso-height-relative:margin;v-text-anchor:middle" o:gfxdata="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" fillcolor="white [3212]" stroked="f">
                 <v:fill opacity="0"/>
                 <v:textbox inset="0,0,0,0">
                   <w:txbxContent>
@@ -3133,7 +3365,7 @@
           </mc:Choice>
           <mc:Fallback>
             <w:pict>
-              <v:shape w14:anchorId="526A3A54" id="_x0000_s1040" type="#_x0000_t202" style="position:absolute;margin-left:73.65pt;margin-top:616.6pt;width:149.7pt;height:12.25pt;z-index:251747328;visibility:visible;mso-wrap-style:square;mso-width-percent:0;mso-height-percent:0;mso-wrap-distance-left:9pt;mso-wrap-distance-top:3.6pt;mso-wrap-distance-right:9pt;mso-wrap-distance-bottom:3.6pt;mso-position-horizontal:absolute;mso-position-horizontal-relative:margin;mso-position-vertical:absolute;mso-position-vertical-relative:text;mso-width-percent:0;mso-height-percent:0;mso-width-relative:margin;mso-height-relative:margin;v-text-anchor:middle" o:gfxdata="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" fillcolor="white [3212]" stroked="f">
+              <v:shape w14:anchorId="526A3A54" id="_x0000_s1041" type="#_x0000_t202" style="position:absolute;margin-left:73.65pt;margin-top:616.6pt;width:149.7pt;height:12.25pt;z-index:251747328;visibility:visible;mso-wrap-style:square;mso-width-percent:0;mso-height-percent:0;mso-wrap-distance-left:9pt;mso-wrap-distance-top:3.6pt;mso-wrap-distance-right:9pt;mso-wrap-distance-bottom:3.6pt;mso-position-horizontal:absolute;mso-position-horizontal-relative:margin;mso-position-vertical:absolute;mso-position-vertical-relative:text;mso-width-percent:0;mso-height-percent:0;mso-width-relative:margin;mso-height-relative:margin;v-text-anchor:middle" o:gfxdata="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" fillcolor="white [3212]" stroked="f">
                 <v:fill opacity="0"/>
                 <v:textbox inset="0,0,0,0">
                   <w:txbxContent>
@@ -3192,7 +3424,7 @@
         <mc:AlternateContent>
           <mc:Choice Requires="wps">
             <w:drawing>
-              <wp:anchor distT="45720" distB="45720" distL="114300" distR="114300" simplePos="0" relativeHeight="251757568" behindDoc="0" locked="0" layoutInCell="1" allowOverlap="1" wp14:anchorId="43331C72" wp14:editId="5FA4CF8F">
+              <wp:anchor distT="45720" distB="45720" distL="114300" distR="114300" simplePos="0" relativeHeight="251757568" behindDoc="0" locked="0" layoutInCell="1" allowOverlap="1" wp14:anchorId="43331C72" wp14:editId="2BE7C24D">
                 <wp:simplePos x="0" y="0"/>
                 <wp:positionH relativeFrom="margin">
                   <wp:posOffset>3608070</wp:posOffset>
@@ -3347,7 +3579,7 @@
           </mc:Choice>
           <mc:Fallback>
             <w:pict>
-              <v:shape w14:anchorId="43331C72" id="_x0000_s1041" type="#_x0000_t202" style="position:absolute;margin-left:284.1pt;margin-top:524pt;width:149.7pt;height:12.25pt;z-index:251757568;visibility:visible;mso-wrap-style:square;mso-width-percent:0;mso-height-percent:0;mso-wrap-distance-left:9pt;mso-wrap-distance-top:3.6pt;mso-wrap-distance-right:9pt;mso-wrap-distance-bottom:3.6pt;mso-position-horizontal:absolute;mso-position-horizontal-relative:margin;mso-position-vertical:absolute;mso-position-vertical-relative:text;mso-width-percent:0;mso-height-percent:0;mso-width-relative:margin;mso-height-relative:margin;v-text-anchor:middle" o:gfxdata="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" fillcolor="white [3212]" stroked="f">
+              <v:shape w14:anchorId="43331C72" id="_x0000_s1042" type="#_x0000_t202" style="position:absolute;margin-left:284.1pt;margin-top:524pt;width:149.7pt;height:12.25pt;z-index:251757568;visibility:visible;mso-wrap-style:square;mso-width-percent:0;mso-height-percent:0;mso-wrap-distance-left:9pt;mso-wrap-distance-top:3.6pt;mso-wrap-distance-right:9pt;mso-wrap-distance-bottom:3.6pt;mso-position-horizontal:absolute;mso-position-horizontal-relative:margin;mso-position-vertical:absolute;mso-position-vertical-relative:text;mso-width-percent:0;mso-height-percent:0;mso-width-relative:margin;mso-height-relative:margin;v-text-anchor:middle" o:gfxdata="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" fillcolor="white [3212]" stroked="f">
                 <v:fill opacity="0"/>
                 <v:textbox inset="0,0,0,0">
                   <w:txbxContent>
@@ -3410,218 +3642,6 @@
                           </w14:textOutline>
                         </w:rPr>
                       </w:pPr>
-                    </w:p>
-                    <w:p>
-                      <w:pPr>
-                        <w:spacing w:line="240" w:lineRule="auto"/>
-                        <w:jc w:val="center"/>
-                        <w:rPr>
-                          <w:color w:val="5B9BD5" w:themeColor="accent5"/>
-                          <w:sz w:val="20"/>
-                          <w:szCs w:val="20"/>
-                          <w:lang w:val="en-US"/>
-                          <w14:shadow w14:blurRad="38100" w14:dist="19050" w14:dir="2700000" w14:sx="100000" w14:sy="100000" w14:kx="0" w14:ky="0" w14:algn="tl">
-                            <w14:schemeClr w14:val="dk1">
-                              <w14:alpha w14:val="60000"/>
-                            </w14:schemeClr>
-                          </w14:shadow>
-                          <w14:textOutline w14:w="0" w14:cap="flat" w14:cmpd="sng" w14:algn="ctr">
-                            <w14:noFill/>
-                            <w14:prstDash w14:val="solid"/>
-                            <w14:round/>
-                          </w14:textOutline>
-                        </w:rPr>
-                      </w:pPr>
-                    </w:p>
-                  </w:txbxContent>
-                </v:textbox>
-                <w10:wrap type="square" anchorx="margin"/>
-              </v:shape>
-            </w:pict>
-          </mc:Fallback>
-        </mc:AlternateContent>
-      </w:r>
-      <w:r>
-        <w:rPr>
-          <w:noProof/>
-        </w:rPr>
-        <mc:AlternateContent>
-          <mc:Choice Requires="wps">
-            <w:drawing>
-              <wp:anchor distT="45720" distB="45720" distL="114300" distR="114300" simplePos="0" relativeHeight="251734016" behindDoc="0" locked="0" layoutInCell="1" allowOverlap="1" wp14:anchorId="7C9E63E4" wp14:editId="1ED2DABA">
-                <wp:simplePos x="0" y="0"/>
-                <wp:positionH relativeFrom="margin">
-                  <wp:posOffset>613410</wp:posOffset>
-                </wp:positionH>
-                <wp:positionV relativeFrom="paragraph">
-                  <wp:posOffset>6487795</wp:posOffset>
-                </wp:positionV>
-                <wp:extent cx="2274570" cy="155575"/>
-                <wp:effectExtent l="0" t="0" r="0" b="0"/>
-                <wp:wrapSquare wrapText="bothSides"/>
-                <wp:docPr id="486914153" name="Text Box 2"/>
-                <wp:cNvGraphicFramePr>
-                  <a:graphicFrameLocks xmlns:a="http://schemas.openxmlformats.org/drawingml/2006/main"/>
-                </wp:cNvGraphicFramePr>
-                <a:graphic xmlns:a="http://schemas.openxmlformats.org/drawingml/2006/main">
-                  <a:graphicData uri="http://schemas.microsoft.com/office/word/2010/wordprocessingShape">
-                    <wps:wsp>
-                      <wps:cNvSpPr txBox="1">
-                        <a:spLocks noChangeArrowheads="1"/>
-                      </wps:cNvSpPr>
-                      <wps:spPr bwMode="auto">
-                        <a:xfrm>
-                          <a:off x="0" y="0"/>
-                          <a:ext cx="2274570" cy="155575"/>
-                        </a:xfrm>
-                        <a:prstGeom prst="rect">
-                          <a:avLst/>
-                        </a:prstGeom>
-                        <a:solidFill>
-                          <a:schemeClr val="bg1">
-                            <a:alpha val="0"/>
-                          </a:schemeClr>
-                        </a:solidFill>
-                        <a:ln>
-                          <a:noFill/>
-                        </a:ln>
-                      </wps:spPr>
-                      <wps:style>
-                        <a:lnRef idx="0">
-                          <a:scrgbClr r="0" g="0" b="0"/>
-                        </a:lnRef>
-                        <a:fillRef idx="0">
-                          <a:scrgbClr r="0" g="0" b="0"/>
-                        </a:fillRef>
-                        <a:effectRef idx="0">
-                          <a:scrgbClr r="0" g="0" b="0"/>
-                        </a:effectRef>
-                        <a:fontRef idx="minor">
-                          <a:schemeClr val="dk1"/>
-                        </a:fontRef>
-                      </wps:style>
-                      <wps:txbx>
-                        <w:txbxContent>
-                          <w:p>
-                            <w:pPr>
-                              <w:spacing w:line="240" w:lineRule="auto"/>
-                              <w:rPr>
-                                <w:sz w:val="20"/>
-                                <w:szCs w:val="20"/>
-                                <w:lang w:val="en-US"/>
-                                <w14:shadow w14:blurRad="38100" w14:dist="19050" w14:dir="2700000" w14:sx="100000" w14:sy="100000" w14:kx="0" w14:ky="0" w14:algn="tl">
-                                  <w14:schemeClr w14:val="dk1">
-                                    <w14:alpha w14:val="60000"/>
-                                  </w14:schemeClr>
-                                </w14:shadow>
-                                <w14:textOutline w14:w="0" w14:cap="flat" w14:cmpd="sng" w14:algn="ctr">
-                                  <w14:noFill/>
-                                  <w14:prstDash w14:val="solid"/>
-                                  <w14:round/>
-                                </w14:textOutline>
-                              </w:rPr>
-                            </w:pPr>
-                            <w:r>
-                              <w:rPr>
-                                <w:sz w:val="20"/>
-                                <w:szCs w:val="20"/>
-                                <w:lang w:val="en-US"/>
-                                <w14:shadow w14:blurRad="38100" w14:dist="19050" w14:dir="2700000" w14:sx="100000" w14:sy="100000" w14:kx="0" w14:ky="0" w14:algn="tl">
-                                  <w14:schemeClr w14:val="dk1">
-                                    <w14:alpha w14:val="60000"/>
-                                  </w14:schemeClr>
-                                </w14:shadow>
-                                <w14:textOutline w14:w="0" w14:cap="flat" w14:cmpd="sng" w14:algn="ctr">
-                                  <w14:noFill/>
-                                  <w14:prstDash w14:val="solid"/>
-                                  <w14:round/>
-                                </w14:textOutline>
-                              </w:rPr>
-                              <w:t>${OB_NAME}</w:t>
-                            </w:r>
-                          </w:p>
-                          <w:p>
-                            <w:pPr>
-                              <w:spacing w:line="240" w:lineRule="auto"/>
-                              <w:jc w:val="center"/>
-                              <w:rPr>
-                                <w:color w:val="5B9BD5" w:themeColor="accent5"/>
-                                <w:sz w:val="20"/>
-                                <w:szCs w:val="20"/>
-                                <w:lang w:val="en-US"/>
-                                <w14:shadow w14:blurRad="38100" w14:dist="19050" w14:dir="2700000" w14:sx="100000" w14:sy="100000" w14:kx="0" w14:ky="0" w14:algn="tl">
-                                  <w14:schemeClr w14:val="dk1">
-                                    <w14:alpha w14:val="60000"/>
-                                  </w14:schemeClr>
-                                </w14:shadow>
-                                <w14:textOutline w14:w="0" w14:cap="flat" w14:cmpd="sng" w14:algn="ctr">
-                                  <w14:noFill/>
-                                  <w14:prstDash w14:val="solid"/>
-                                  <w14:round/>
-                                </w14:textOutline>
-                              </w:rPr>
-                            </w:pPr>
-                          </w:p>
-                        </w:txbxContent>
-                      </wps:txbx>
-                      <wps:bodyPr rot="0" vert="horz" wrap="square" lIns="0" tIns="0" rIns="0" bIns="0" anchor="ctr" anchorCtr="0">
-                        <a:noAutofit/>
-                      </wps:bodyPr>
-                    </wps:wsp>
-                  </a:graphicData>
-                </a:graphic>
-                <wp14:sizeRelH relativeFrom="margin">
-                  <wp14:pctWidth>0</wp14:pctWidth>
-                </wp14:sizeRelH>
-                <wp14:sizeRelV relativeFrom="margin">
-                  <wp14:pctHeight>0</wp14:pctHeight>
-                </wp14:sizeRelV>
-              </wp:anchor>
-            </w:drawing>
-          </mc:Choice>
-          <mc:Fallback>
-            <w:pict>
-              <v:shape w14:anchorId="7C9E63E4" id="_x0000_s1042" type="#_x0000_t202" style="position:absolute;margin-left:48.3pt;margin-top:510.85pt;width:179.1pt;height:12.25pt;z-index:251734016;visibility:visible;mso-wrap-style:square;mso-width-percent:0;mso-height-percent:0;mso-wrap-distance-left:9pt;mso-wrap-distance-top:3.6pt;mso-wrap-distance-right:9pt;mso-wrap-distance-bottom:3.6pt;mso-position-horizontal:absolute;mso-position-horizontal-relative:margin;mso-position-vertical:absolute;mso-position-vertical-relative:text;mso-width-percent:0;mso-height-percent:0;mso-width-relative:margin;mso-height-relative:margin;v-text-anchor:middle" o:gfxdata="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" fillcolor="white [3212]" stroked="f">
-                <v:fill opacity="0"/>
-                <v:textbox inset="0,0,0,0">
-                  <w:txbxContent>
-                    <w:p>
-                      <w:pPr>
-                        <w:spacing w:line="240" w:lineRule="auto"/>
-                        <w:rPr>
-                          <w:sz w:val="20"/>
-                          <w:szCs w:val="20"/>
-                          <w:lang w:val="en-US"/>
-                          <w14:shadow w14:blurRad="38100" w14:dist="19050" w14:dir="2700000" w14:sx="100000" w14:sy="100000" w14:kx="0" w14:ky="0" w14:algn="tl">
-                            <w14:schemeClr w14:val="dk1">
-                              <w14:alpha w14:val="60000"/>
-                            </w14:schemeClr>
-                          </w14:shadow>
-                          <w14:textOutline w14:w="0" w14:cap="flat" w14:cmpd="sng" w14:algn="ctr">
-                            <w14:noFill/>
-                            <w14:prstDash w14:val="solid"/>
-                            <w14:round/>
-                          </w14:textOutline>
-                        </w:rPr>
-                      </w:pPr>
-                      <w:r>
-                        <w:rPr>
-                          <w:sz w:val="20"/>
-                          <w:szCs w:val="20"/>
-                          <w:lang w:val="en-US"/>
-                          <w14:shadow w14:blurRad="38100" w14:dist="19050" w14:dir="2700000" w14:sx="100000" w14:sy="100000" w14:kx="0" w14:ky="0" w14:algn="tl">
-                            <w14:schemeClr w14:val="dk1">
-                              <w14:alpha w14:val="60000"/>
-                            </w14:schemeClr>
-                          </w14:shadow>
-                          <w14:textOutline w14:w="0" w14:cap="flat" w14:cmpd="sng" w14:algn="ctr">
-                            <w14:noFill/>
-                            <w14:prstDash w14:val="solid"/>
-                            <w14:round/>
-                          </w14:textOutline>
-                        </w:rPr>
-                        <w:t>${OB_NAME}</w:t>
-                      </w:r>
                     </w:p>
                     <w:p>
                       <w:pPr>
@@ -6660,219 +6680,9 @@
           <w:noProof/>
         </w:rPr>
         <mc:AlternateContent>
-          <mc:Choice Requires="wps">
-            <w:drawing>
-              <wp:anchor distT="45720" distB="45720" distL="114300" distR="114300" simplePos="0" relativeHeight="251736064" behindDoc="0" locked="0" layoutInCell="1" allowOverlap="1" wp14:anchorId="3ECF4CB5" wp14:editId="1A1DDBAD">
-                <wp:simplePos x="0" y="0"/>
-                <wp:positionH relativeFrom="margin">
-                  <wp:posOffset>605790</wp:posOffset>
-                </wp:positionH>
-                <wp:positionV relativeFrom="paragraph">
-                  <wp:posOffset>6691630</wp:posOffset>
-                </wp:positionV>
-                <wp:extent cx="2282190" cy="155575"/>
-                <wp:effectExtent l="0" t="0" r="0" b="0"/>
-                <wp:wrapSquare wrapText="bothSides"/>
-                <wp:docPr id="299557757" name="Text Box 2"/>
-                <wp:cNvGraphicFramePr>
-                  <a:graphicFrameLocks xmlns:a="http://schemas.openxmlformats.org/drawingml/2006/main"/>
-                </wp:cNvGraphicFramePr>
-                <a:graphic xmlns:a="http://schemas.openxmlformats.org/drawingml/2006/main">
-                  <a:graphicData uri="http://schemas.microsoft.com/office/word/2010/wordprocessingShape">
-                    <wps:wsp>
-                      <wps:cNvSpPr txBox="1">
-                        <a:spLocks noChangeArrowheads="1"/>
-                      </wps:cNvSpPr>
-                      <wps:spPr bwMode="auto">
-                        <a:xfrm>
-                          <a:off x="0" y="0"/>
-                          <a:ext cx="2282190" cy="155575"/>
-                        </a:xfrm>
-                        <a:prstGeom prst="rect">
-                          <a:avLst/>
-                        </a:prstGeom>
-                        <a:solidFill>
-                          <a:schemeClr val="bg1">
-                            <a:alpha val="0"/>
-                          </a:schemeClr>
-                        </a:solidFill>
-                        <a:ln>
-                          <a:noFill/>
-                        </a:ln>
-                      </wps:spPr>
-                      <wps:style>
-                        <a:lnRef idx="0">
-                          <a:scrgbClr r="0" g="0" b="0"/>
-                        </a:lnRef>
-                        <a:fillRef idx="0">
-                          <a:scrgbClr r="0" g="0" b="0"/>
-                        </a:fillRef>
-                        <a:effectRef idx="0">
-                          <a:scrgbClr r="0" g="0" b="0"/>
-                        </a:effectRef>
-                        <a:fontRef idx="minor">
-                          <a:schemeClr val="dk1"/>
-                        </a:fontRef>
-                      </wps:style>
-                      <wps:txbx>
-                        <w:txbxContent>
-                          <w:p>
-                            <w:pPr>
-                              <w:spacing w:line="240" w:lineRule="auto"/>
-                              <w:rPr>
-                                <w:sz w:val="20"/>
-                                <w:szCs w:val="20"/>
-                                <w:lang w:val="en-US"/>
-                                <w14:shadow w14:blurRad="38100" w14:dist="19050" w14:dir="2700000" w14:sx="100000" w14:sy="100000" w14:kx="0" w14:ky="0" w14:algn="tl">
-                                  <w14:schemeClr w14:val="dk1">
-                                    <w14:alpha w14:val="60000"/>
-                                  </w14:schemeClr>
-                                </w14:shadow>
-                                <w14:textOutline w14:w="0" w14:cap="flat" w14:cmpd="sng" w14:algn="ctr">
-                                  <w14:noFill/>
-                                  <w14:prstDash w14:val="solid"/>
-                                  <w14:round/>
-                                </w14:textOutline>
-                              </w:rPr>
-                            </w:pPr>
-                            <w:r>
-                              <w:rPr>
-                                <w:sz w:val="20"/>
-                                <w:szCs w:val="20"/>
-                                <w:lang w:val="en-US"/>
-                                <w14:shadow w14:blurRad="38100" w14:dist="19050" w14:dir="2700000" w14:sx="100000" w14:sy="100000" w14:kx="0" w14:ky="0" w14:algn="tl">
-                                  <w14:schemeClr w14:val="dk1">
-                                    <w14:alpha w14:val="60000"/>
-                                  </w14:schemeClr>
-                                </w14:shadow>
-                                <w14:textOutline w14:w="0" w14:cap="flat" w14:cmpd="sng" w14:algn="ctr">
-                                  <w14:noFill/>
-                                  <w14:prstDash w14:val="solid"/>
-                                  <w14:round/>
-                                </w14:textOutline>
-                              </w:rPr>
-                              <w:t>OB_GYNE</w:t>
-                            </w:r>
-                          </w:p>
-                          <w:p>
-                            <w:pPr>
-                              <w:spacing w:line="240" w:lineRule="auto"/>
-                              <w:jc w:val="center"/>
-                              <w:rPr>
-                                <w:sz w:val="20"/>
-                                <w:szCs w:val="20"/>
-                                <w:lang w:val="en-US"/>
-                                <w14:shadow w14:blurRad="38100" w14:dist="19050" w14:dir="2700000" w14:sx="100000" w14:sy="100000" w14:kx="0" w14:ky="0" w14:algn="tl">
-                                  <w14:schemeClr w14:val="dk1">
-                                    <w14:alpha w14:val="60000"/>
-                                  </w14:schemeClr>
-                                </w14:shadow>
-                                <w14:textOutline w14:w="0" w14:cap="flat" w14:cmpd="sng" w14:algn="ctr">
-                                  <w14:noFill/>
-                                  <w14:prstDash w14:val="solid"/>
-                                  <w14:round/>
-                                </w14:textOutline>
-                              </w:rPr>
-                            </w:pPr>
-                          </w:p>
-                        </w:txbxContent>
-                      </wps:txbx>
-                      <wps:bodyPr rot="0" vert="horz" wrap="square" lIns="0" tIns="0" rIns="0" bIns="0" anchor="ctr" anchorCtr="0">
-                        <a:noAutofit/>
-                      </wps:bodyPr>
-                    </wps:wsp>
-                  </a:graphicData>
-                </a:graphic>
-                <wp14:sizeRelH relativeFrom="margin">
-                  <wp14:pctWidth>0</wp14:pctWidth>
-                </wp14:sizeRelH>
-                <wp14:sizeRelV relativeFrom="margin">
-                  <wp14:pctHeight>0</wp14:pctHeight>
-                </wp14:sizeRelV>
-              </wp:anchor>
-            </w:drawing>
-          </mc:Choice>
-          <mc:Fallback>
-            <w:pict>
-              <v:shape w14:anchorId="3ECF4CB5" id="_x0000_s1063" type="#_x0000_t202" style="position:absolute;margin-left:47.7pt;margin-top:526.9pt;width:179.7pt;height:12.25pt;z-index:251736064;visibility:visible;mso-wrap-style:square;mso-width-percent:0;mso-height-percent:0;mso-wrap-distance-left:9pt;mso-wrap-distance-top:3.6pt;mso-wrap-distance-right:9pt;mso-wrap-distance-bottom:3.6pt;mso-position-horizontal:absolute;mso-position-horizontal-relative:margin;mso-position-vertical:absolute;mso-position-vertical-relative:text;mso-width-percent:0;mso-height-percent:0;mso-width-relative:margin;mso-height-relative:margin;v-text-anchor:middle" o:gfxdata="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" fillcolor="white [3212]" stroked="f">
-                <v:fill opacity="0"/>
-                <v:textbox inset="0,0,0,0">
-                  <w:txbxContent>
-                    <w:p>
-                      <w:pPr>
-                        <w:spacing w:line="240" w:lineRule="auto"/>
-                        <w:rPr>
-                          <w:sz w:val="20"/>
-                          <w:szCs w:val="20"/>
-                          <w:lang w:val="en-US"/>
-                          <w14:shadow w14:blurRad="38100" w14:dist="19050" w14:dir="2700000" w14:sx="100000" w14:sy="100000" w14:kx="0" w14:ky="0" w14:algn="tl">
-                            <w14:schemeClr w14:val="dk1">
-                              <w14:alpha w14:val="60000"/>
-                            </w14:schemeClr>
-                          </w14:shadow>
-                          <w14:textOutline w14:w="0" w14:cap="flat" w14:cmpd="sng" w14:algn="ctr">
-                            <w14:noFill/>
-                            <w14:prstDash w14:val="solid"/>
-                            <w14:round/>
-                          </w14:textOutline>
-                        </w:rPr>
-                      </w:pPr>
-                      <w:r>
-                        <w:rPr>
-                          <w:sz w:val="20"/>
-                          <w:szCs w:val="20"/>
-                          <w:lang w:val="en-US"/>
-                          <w14:shadow w14:blurRad="38100" w14:dist="19050" w14:dir="2700000" w14:sx="100000" w14:sy="100000" w14:kx="0" w14:ky="0" w14:algn="tl">
-                            <w14:schemeClr w14:val="dk1">
-                              <w14:alpha w14:val="60000"/>
-                            </w14:schemeClr>
-                          </w14:shadow>
-                          <w14:textOutline w14:w="0" w14:cap="flat" w14:cmpd="sng" w14:algn="ctr">
-                            <w14:noFill/>
-                            <w14:prstDash w14:val="solid"/>
-                            <w14:round/>
-                          </w14:textOutline>
-                        </w:rPr>
-                        <w:t>OB_GYNE</w:t>
-                      </w:r>
-                    </w:p>
-                    <w:p>
-                      <w:pPr>
-                        <w:spacing w:line="240" w:lineRule="auto"/>
-                        <w:jc w:val="center"/>
-                        <w:rPr>
-                          <w:sz w:val="20"/>
-                          <w:szCs w:val="20"/>
-                          <w:lang w:val="en-US"/>
-                          <w14:shadow w14:blurRad="38100" w14:dist="19050" w14:dir="2700000" w14:sx="100000" w14:sy="100000" w14:kx="0" w14:ky="0" w14:algn="tl">
-                            <w14:schemeClr w14:val="dk1">
-                              <w14:alpha w14:val="60000"/>
-                            </w14:schemeClr>
-                          </w14:shadow>
-                          <w14:textOutline w14:w="0" w14:cap="flat" w14:cmpd="sng" w14:algn="ctr">
-                            <w14:noFill/>
-                            <w14:prstDash w14:val="solid"/>
-                            <w14:round/>
-                          </w14:textOutline>
-                        </w:rPr>
-                      </w:pPr>
-                    </w:p>
-                  </w:txbxContent>
-                </v:textbox>
-                <w10:wrap type="square" anchorx="margin"/>
-              </v:shape>
-            </w:pict>
-          </mc:Fallback>
-        </mc:AlternateContent>
-      </w:r>
-      <w:r>
-        <w:rPr>
-          <w:noProof/>
-        </w:rPr>
-        <mc:AlternateContent>
           <mc:Choice Requires="wpg">
             <w:drawing>
-              <wp:anchor distT="0" distB="0" distL="114300" distR="114300" simplePos="0" relativeHeight="251651072" behindDoc="0" locked="0" layoutInCell="1" allowOverlap="1" wp14:anchorId="1A05BDD2" wp14:editId="789C126F">
+              <wp:anchor distT="0" distB="0" distL="114300" distR="114300" simplePos="0" relativeHeight="251651072" behindDoc="0" locked="0" layoutInCell="1" allowOverlap="1" wp14:anchorId="1A05BDD2" wp14:editId="63B55004">
                 <wp:simplePos x="0" y="0"/>
                 <wp:positionH relativeFrom="column">
                   <wp:posOffset>259715</wp:posOffset>
@@ -7190,8 +7000,8 @@
           </mc:Choice>
           <mc:Fallback>
             <w:pict>
-              <v:group w14:anchorId="1A05BDD2" id="_x0000_s1064" style="position:absolute;margin-left:20.45pt;margin-top:175.5pt;width:428.1pt;height:12.25pt;z-index:251651072" coordsize="54371,1555" o:gfxdata="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">
-                <v:shape id="_x0000_s1065" type="#_x0000_t202" style="position:absolute;width:18592;height:1555;visibility:visible;mso-wrap-style:square;v-text-anchor:middle" o:gfxdata="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" fillcolor="white [3212]" stroked="f">
+              <v:group w14:anchorId="1A05BDD2" id="_x0000_s1063" style="position:absolute;margin-left:20.45pt;margin-top:175.5pt;width:428.1pt;height:12.25pt;z-index:251651072" coordsize="54371,1555" o:gfxdata="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">
+                <v:shape id="_x0000_s1064" type="#_x0000_t202" style="position:absolute;width:18592;height:1555;visibility:visible;mso-wrap-style:square;v-text-anchor:middle" o:gfxdata="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" fillcolor="white [3212]" stroked="f">
                   <v:fill opacity="0"/>
                   <v:textbox inset="0,0,0,0">
                     <w:txbxContent>
@@ -7273,7 +7083,7 @@
                     </w:txbxContent>
                   </v:textbox>
                 </v:shape>
-                <v:shape id="_x0000_s1066" type="#_x0000_t202" style="position:absolute;left:18950;width:17393;height:1555;visibility:visible;mso-wrap-style:square;v-text-anchor:middle" o:gfxdata="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" fillcolor="white [3212]" stroked="f">
+                <v:shape id="_x0000_s1065" type="#_x0000_t202" style="position:absolute;left:18950;width:17393;height:1555;visibility:visible;mso-wrap-style:square;v-text-anchor:middle" o:gfxdata="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" fillcolor="white [3212]" stroked="f">
                   <v:fill opacity="0"/>
                   <v:textbox inset="0,0,0,0">
                     <w:txbxContent>
@@ -7319,7 +7129,7 @@
                     </w:txbxContent>
                   </v:textbox>
                 </v:shape>
-                <v:shape id="_x0000_s1067" type="#_x0000_t202" style="position:absolute;left:36642;width:17729;height:1555;visibility:visible;mso-wrap-style:square;v-text-anchor:middle" o:gfxdata="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" fillcolor="white [3212]" stroked="f">
+                <v:shape id="_x0000_s1066" type="#_x0000_t202" style="position:absolute;left:36642;width:17729;height:1555;visibility:visible;mso-wrap-style:square;v-text-anchor:middle" o:gfxdata="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" fillcolor="white [3212]" stroked="f">
                   <v:fill opacity="0"/>
                   <v:textbox inset="0,0,0,0">
                     <w:txbxContent>
@@ -7490,7 +7300,7 @@
           </mc:Choice>
           <mc:Fallback>
             <w:pict>
-              <v:shape w14:anchorId="7D68FB69" id="_x0000_s1068" type="#_x0000_t202" style="position:absolute;margin-left:5.95pt;margin-top:197.75pt;width:239.4pt;height:12.25pt;z-index:251673600;visibility:visible;mso-wrap-style:square;mso-width-percent:0;mso-height-percent:0;mso-wrap-distance-left:9pt;mso-wrap-distance-top:3.6pt;mso-wrap-distance-right:9pt;mso-wrap-distance-bottom:3.6pt;mso-position-horizontal:absolute;mso-position-horizontal-relative:margin;mso-position-vertical:absolute;mso-position-vertical-relative:text;mso-width-percent:0;mso-height-percent:0;mso-width-relative:margin;mso-height-relative:margin;v-text-anchor:middle" o:gfxdata="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" fillcolor="white [3212]" stroked="f">
+              <v:shape w14:anchorId="7D68FB69" id="_x0000_s1067" type="#_x0000_t202" style="position:absolute;margin-left:5.95pt;margin-top:197.75pt;width:239.4pt;height:12.25pt;z-index:251673600;visibility:visible;mso-wrap-style:square;mso-width-percent:0;mso-height-percent:0;mso-wrap-distance-left:9pt;mso-wrap-distance-top:3.6pt;mso-wrap-distance-right:9pt;mso-wrap-distance-bottom:3.6pt;mso-position-horizontal:absolute;mso-position-horizontal-relative:margin;mso-position-vertical:absolute;mso-position-vertical-relative:text;mso-width-percent:0;mso-height-percent:0;mso-width-relative:margin;mso-height-relative:margin;v-text-anchor:middle" o:gfxdata="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" fillcolor="white [3212]" stroked="f">
                 <v:fill opacity="0"/>
                 <v:textbox inset="0,0,0,0">
                   <w:txbxContent>
@@ -7548,7 +7358,7 @@
         <mc:AlternateContent>
           <mc:Choice Requires="wps">
             <w:drawing>
-              <wp:anchor distT="45720" distB="45720" distL="114300" distR="114300" simplePos="0" relativeHeight="251675648" behindDoc="0" locked="0" layoutInCell="1" allowOverlap="1" wp14:anchorId="1138CA9C" wp14:editId="212423A6">
+              <wp:anchor distT="45720" distB="45720" distL="114300" distR="114300" simplePos="0" relativeHeight="251675648" behindDoc="0" locked="0" layoutInCell="1" allowOverlap="1" wp14:anchorId="1138CA9C" wp14:editId="34E8DA69">
                 <wp:simplePos x="0" y="0"/>
                 <wp:positionH relativeFrom="column">
                   <wp:posOffset>3138805</wp:posOffset>
@@ -7660,7 +7470,7 @@
           </mc:Choice>
           <mc:Fallback>
             <w:pict>
-              <v:shape w14:anchorId="1138CA9C" id="_x0000_s1069" type="#_x0000_t202" style="position:absolute;margin-left:247.15pt;margin-top:200.45pt;width:235.8pt;height:12.25pt;z-index:251675648;visibility:visible;mso-wrap-style:square;mso-width-percent:0;mso-height-percent:0;mso-wrap-distance-left:9pt;mso-wrap-distance-top:3.6pt;mso-wrap-distance-right:9pt;mso-wrap-distance-bottom:3.6pt;mso-position-horizontal:absolute;mso-position-horizontal-relative:text;mso-position-vertical:absolute;mso-position-vertical-relative:text;mso-width-percent:0;mso-height-percent:0;mso-width-relative:margin;mso-height-relative:margin;v-text-anchor:middle" o:gfxdata="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" fillcolor="white [3212]" stroked="f">
+              <v:shape w14:anchorId="1138CA9C" id="_x0000_s1068" type="#_x0000_t202" style="position:absolute;margin-left:247.15pt;margin-top:200.45pt;width:235.8pt;height:12.25pt;z-index:251675648;visibility:visible;mso-wrap-style:square;mso-width-percent:0;mso-height-percent:0;mso-wrap-distance-left:9pt;mso-wrap-distance-top:3.6pt;mso-wrap-distance-right:9pt;mso-wrap-distance-bottom:3.6pt;mso-position-horizontal:absolute;mso-position-horizontal-relative:text;mso-position-vertical:absolute;mso-position-vertical-relative:text;mso-width-percent:0;mso-height-percent:0;mso-width-relative:margin;mso-height-relative:margin;v-text-anchor:middle" o:gfxdata="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" fillcolor="white [3212]" stroked="f">
                 <v:fill opacity="0"/>
                 <v:textbox inset="0,0,0,0">
                   <w:txbxContent>
@@ -7702,218 +7512,6 @@
                         </w:rPr>
                         <w:t>${M_RELIGION}</w:t>
                       </w:r>
-                    </w:p>
-                  </w:txbxContent>
-                </v:textbox>
-                <w10:wrap type="square"/>
-              </v:shape>
-            </w:pict>
-          </mc:Fallback>
-        </mc:AlternateContent>
-      </w:r>
-      <w:r>
-        <w:rPr>
-          <w:noProof/>
-        </w:rPr>
-        <mc:AlternateContent>
-          <mc:Choice Requires="wps">
-            <w:drawing>
-              <wp:anchor distT="45720" distB="45720" distL="114300" distR="114300" simplePos="0" relativeHeight="251637760" behindDoc="0" locked="0" layoutInCell="1" allowOverlap="1" wp14:anchorId="3975221A" wp14:editId="2E1D8B3F">
-                <wp:simplePos x="0" y="0"/>
-                <wp:positionH relativeFrom="column">
-                  <wp:posOffset>4022725</wp:posOffset>
-                </wp:positionH>
-                <wp:positionV relativeFrom="paragraph">
-                  <wp:posOffset>209550</wp:posOffset>
-                </wp:positionV>
-                <wp:extent cx="2022475" cy="155575"/>
-                <wp:effectExtent l="0" t="0" r="0" b="0"/>
-                <wp:wrapSquare wrapText="bothSides"/>
-                <wp:docPr id="2132844861" name="Text Box 2"/>
-                <wp:cNvGraphicFramePr>
-                  <a:graphicFrameLocks xmlns:a="http://schemas.openxmlformats.org/drawingml/2006/main"/>
-                </wp:cNvGraphicFramePr>
-                <a:graphic xmlns:a="http://schemas.openxmlformats.org/drawingml/2006/main">
-                  <a:graphicData uri="http://schemas.microsoft.com/office/word/2010/wordprocessingShape">
-                    <wps:wsp>
-                      <wps:cNvSpPr txBox="1">
-                        <a:spLocks noChangeArrowheads="1"/>
-                      </wps:cNvSpPr>
-                      <wps:spPr bwMode="auto">
-                        <a:xfrm>
-                          <a:off x="0" y="0"/>
-                          <a:ext cx="2022475" cy="155575"/>
-                        </a:xfrm>
-                        <a:prstGeom prst="rect">
-                          <a:avLst/>
-                        </a:prstGeom>
-                        <a:solidFill>
-                          <a:schemeClr val="bg1">
-                            <a:alpha val="0"/>
-                          </a:schemeClr>
-                        </a:solidFill>
-                        <a:ln>
-                          <a:noFill/>
-                        </a:ln>
-                      </wps:spPr>
-                      <wps:style>
-                        <a:lnRef idx="0">
-                          <a:scrgbClr r="0" g="0" b="0"/>
-                        </a:lnRef>
-                        <a:fillRef idx="0">
-                          <a:scrgbClr r="0" g="0" b="0"/>
-                        </a:fillRef>
-                        <a:effectRef idx="0">
-                          <a:scrgbClr r="0" g="0" b="0"/>
-                        </a:effectRef>
-                        <a:fontRef idx="minor">
-                          <a:schemeClr val="dk1"/>
-                        </a:fontRef>
-                      </wps:style>
-                      <wps:txbx>
-                        <w:txbxContent>
-                          <w:p>
-                            <w:pPr>
-                              <w:spacing w:line="240" w:lineRule="auto"/>
-                              <w:jc w:val="center"/>
-                              <w:rPr>
-                                <w:sz w:val="20"/>
-                                <w:szCs w:val="20"/>
-                                <w:lang w:val="en-US"/>
-                                <w14:shadow w14:blurRad="38100" w14:dist="19050" w14:dir="2700000" w14:sx="100000" w14:sy="100000" w14:kx="0" w14:ky="0" w14:algn="tl">
-                                  <w14:schemeClr w14:val="dk1">
-                                    <w14:alpha w14:val="60000"/>
-                                  </w14:schemeClr>
-                                </w14:shadow>
-                                <w14:textOutline w14:w="0" w14:cap="flat" w14:cmpd="sng" w14:algn="ctr">
-                                  <w14:noFill/>
-                                  <w14:prstDash w14:val="solid"/>
-                                  <w14:round/>
-                                </w14:textOutline>
-                              </w:rPr>
-                            </w:pPr>
-                            <w:r>
-                              <w:rPr>
-                                <w:sz w:val="20"/>
-                                <w:szCs w:val="20"/>
-                                <w:lang w:val="en-US"/>
-                                <w14:shadow w14:blurRad="38100" w14:dist="19050" w14:dir="2700000" w14:sx="100000" w14:sy="100000" w14:kx="0" w14:ky="0" w14:algn="tl">
-                                  <w14:schemeClr w14:val="dk1">
-                                    <w14:alpha w14:val="60000"/>
-                                  </w14:schemeClr>
-                                </w14:shadow>
-                                <w14:textOutline w14:w="0" w14:cap="flat" w14:cmpd="sng" w14:algn="ctr">
-                                  <w14:noFill/>
-                                  <w14:prstDash w14:val="solid"/>
-                                  <w14:round/>
-                                </w14:textOutline>
-                              </w:rPr>
-                              <w:t>${REGISTRY_NO}</w:t>
-                            </w:r>
-                          </w:p>
-                          <w:p>
-                            <w:pPr>
-                              <w:spacing w:line="240" w:lineRule="auto"/>
-                              <w:jc w:val="center"/>
-                              <w:rPr>
-                                <w:sz w:val="20"/>
-                                <w:szCs w:val="20"/>
-                                <w:lang w:val="en-US"/>
-                                <w14:shadow w14:blurRad="38100" w14:dist="19050" w14:dir="2700000" w14:sx="100000" w14:sy="100000" w14:kx="0" w14:ky="0" w14:algn="tl">
-                                  <w14:schemeClr w14:val="dk1">
-                                    <w14:alpha w14:val="60000"/>
-                                  </w14:schemeClr>
-                                </w14:shadow>
-                                <w14:textOutline w14:w="0" w14:cap="flat" w14:cmpd="sng" w14:algn="ctr">
-                                  <w14:noFill/>
-                                  <w14:prstDash w14:val="solid"/>
-                                  <w14:round/>
-                                </w14:textOutline>
-                              </w:rPr>
-                            </w:pPr>
-                          </w:p>
-                        </w:txbxContent>
-                      </wps:txbx>
-                      <wps:bodyPr rot="0" vert="horz" wrap="square" lIns="0" tIns="0" rIns="0" bIns="0" anchor="ctr" anchorCtr="0">
-                        <a:noAutofit/>
-                      </wps:bodyPr>
-                    </wps:wsp>
-                  </a:graphicData>
-                </a:graphic>
-                <wp14:sizeRelH relativeFrom="margin">
-                  <wp14:pctWidth>0</wp14:pctWidth>
-                </wp14:sizeRelH>
-                <wp14:sizeRelV relativeFrom="margin">
-                  <wp14:pctHeight>0</wp14:pctHeight>
-                </wp14:sizeRelV>
-              </wp:anchor>
-            </w:drawing>
-          </mc:Choice>
-          <mc:Fallback>
-            <w:pict>
-              <v:shape w14:anchorId="3975221A" id="_x0000_s1070" type="#_x0000_t202" style="position:absolute;margin-left:316.75pt;margin-top:16.5pt;width:159.25pt;height:12.25pt;z-index:251637760;visibility:visible;mso-wrap-style:square;mso-width-percent:0;mso-height-percent:0;mso-wrap-distance-left:9pt;mso-wrap-distance-top:3.6pt;mso-wrap-distance-right:9pt;mso-wrap-distance-bottom:3.6pt;mso-position-horizontal:absolute;mso-position-horizontal-relative:text;mso-position-vertical:absolute;mso-position-vertical-relative:text;mso-width-percent:0;mso-height-percent:0;mso-width-relative:margin;mso-height-relative:margin;v-text-anchor:middle" o:gfxdata="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" fillcolor="white [3212]" stroked="f">
-                <v:fill opacity="0"/>
-                <v:textbox inset="0,0,0,0">
-                  <w:txbxContent>
-                    <w:p>
-                      <w:pPr>
-                        <w:spacing w:line="240" w:lineRule="auto"/>
-                        <w:jc w:val="center"/>
-                        <w:rPr>
-                          <w:sz w:val="20"/>
-                          <w:szCs w:val="20"/>
-                          <w:lang w:val="en-US"/>
-                          <w14:shadow w14:blurRad="38100" w14:dist="19050" w14:dir="2700000" w14:sx="100000" w14:sy="100000" w14:kx="0" w14:ky="0" w14:algn="tl">
-                            <w14:schemeClr w14:val="dk1">
-                              <w14:alpha w14:val="60000"/>
-                            </w14:schemeClr>
-                          </w14:shadow>
-                          <w14:textOutline w14:w="0" w14:cap="flat" w14:cmpd="sng" w14:algn="ctr">
-                            <w14:noFill/>
-                            <w14:prstDash w14:val="solid"/>
-                            <w14:round/>
-                          </w14:textOutline>
-                        </w:rPr>
-                      </w:pPr>
-                      <w:r>
-                        <w:rPr>
-                          <w:sz w:val="20"/>
-                          <w:szCs w:val="20"/>
-                          <w:lang w:val="en-US"/>
-                          <w14:shadow w14:blurRad="38100" w14:dist="19050" w14:dir="2700000" w14:sx="100000" w14:sy="100000" w14:kx="0" w14:ky="0" w14:algn="tl">
-                            <w14:schemeClr w14:val="dk1">
-                              <w14:alpha w14:val="60000"/>
-                            </w14:schemeClr>
-                          </w14:shadow>
-                          <w14:textOutline w14:w="0" w14:cap="flat" w14:cmpd="sng" w14:algn="ctr">
-                            <w14:noFill/>
-                            <w14:prstDash w14:val="solid"/>
-                            <w14:round/>
-                          </w14:textOutline>
-                        </w:rPr>
-                        <w:t>${REGISTRY_NO}</w:t>
-                      </w:r>
-                    </w:p>
-                    <w:p>
-                      <w:pPr>
-                        <w:spacing w:line="240" w:lineRule="auto"/>
-                        <w:jc w:val="center"/>
-                        <w:rPr>
-                          <w:sz w:val="20"/>
-                          <w:szCs w:val="20"/>
-                          <w:lang w:val="en-US"/>
-                          <w14:shadow w14:blurRad="38100" w14:dist="19050" w14:dir="2700000" w14:sx="100000" w14:sy="100000" w14:kx="0" w14:ky="0" w14:algn="tl">
-                            <w14:schemeClr w14:val="dk1">
-                              <w14:alpha w14:val="60000"/>
-                            </w14:schemeClr>
-                          </w14:shadow>
-                          <w14:textOutline w14:w="0" w14:cap="flat" w14:cmpd="sng" w14:algn="ctr">
-                            <w14:noFill/>
-                            <w14:prstDash w14:val="solid"/>
-                            <w14:round/>
-                          </w14:textOutline>
-                        </w:rPr>
-                      </w:pPr>
                     </w:p>
                   </w:txbxContent>
                 </v:textbox>
@@ -8061,7 +7659,7 @@
           </mc:Choice>
           <mc:Fallback>
             <w:pict>
-              <v:shape w14:anchorId="278EEF89" id="_x0000_s1071" type="#_x0000_t202" style="position:absolute;margin-left:63.25pt;margin-top:19pt;width:238.5pt;height:12.25pt;z-index:251635712;visibility:visible;mso-wrap-style:square;mso-width-percent:0;mso-height-percent:0;mso-wrap-distance-left:9pt;mso-wrap-distance-top:3.6pt;mso-wrap-distance-right:9pt;mso-wrap-distance-bottom:3.6pt;mso-position-horizontal:absolute;mso-position-horizontal-relative:text;mso-position-vertical:absolute;mso-position-vertical-relative:text;mso-width-percent:0;mso-height-percent:0;mso-width-relative:margin;mso-height-relative:margin;v-text-anchor:middle" o:gfxdata="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" fillcolor="white [3212]" stroked="f">
+              <v:shape w14:anchorId="278EEF89" id="_x0000_s1069" type="#_x0000_t202" style="position:absolute;margin-left:63.25pt;margin-top:19pt;width:238.5pt;height:12.25pt;z-index:251635712;visibility:visible;mso-wrap-style:square;mso-width-percent:0;mso-height-percent:0;mso-wrap-distance-left:9pt;mso-wrap-distance-top:3.6pt;mso-wrap-distance-right:9pt;mso-wrap-distance-bottom:3.6pt;mso-position-horizontal:absolute;mso-position-horizontal-relative:text;mso-position-vertical:absolute;mso-position-vertical-relative:text;mso-width-percent:0;mso-height-percent:0;mso-width-relative:margin;mso-height-relative:margin;v-text-anchor:middle" o:gfxdata="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" fillcolor="white [3212]" stroked="f">
                 <v:fill opacity="0"/>
                 <v:textbox inset="0,0,0,0">
                   <w:txbxContent>
@@ -8249,7 +7847,7 @@
           </mc:Choice>
           <mc:Fallback>
             <w:pict>
-              <v:shape w14:anchorId="0B5D5751" id="_x0000_s1072" type="#_x0000_t202" style="position:absolute;margin-left:30.5pt;margin-top:4.45pt;width:273.1pt;height:12.25pt;z-index:251633664;visibility:visible;mso-wrap-style:square;mso-width-percent:0;mso-height-percent:0;mso-wrap-distance-left:9pt;mso-wrap-distance-top:3.6pt;mso-wrap-distance-right:9pt;mso-wrap-distance-bottom:3.6pt;mso-position-horizontal:absolute;mso-position-horizontal-relative:text;mso-position-vertical:absolute;mso-position-vertical-relative:text;mso-width-percent:0;mso-height-percent:0;mso-width-relative:margin;mso-height-relative:margin;v-text-anchor:middle" o:gfxdata="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" fillcolor="white [3212]" stroked="f">
+              <v:shape w14:anchorId="0B5D5751" id="_x0000_s1070" type="#_x0000_t202" style="position:absolute;margin-left:30.5pt;margin-top:4.45pt;width:273.1pt;height:12.25pt;z-index:251633664;visibility:visible;mso-wrap-style:square;mso-width-percent:0;mso-height-percent:0;mso-wrap-distance-left:9pt;mso-wrap-distance-top:3.6pt;mso-wrap-distance-right:9pt;mso-wrap-distance-bottom:3.6pt;mso-position-horizontal:absolute;mso-position-horizontal-relative:text;mso-position-vertical:absolute;mso-position-vertical-relative:text;mso-width-percent:0;mso-height-percent:0;mso-width-relative:margin;mso-height-relative:margin;v-text-anchor:middle" o:gfxdata="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" fillcolor="white [3212]" stroked="f">
                 <v:fill opacity="0"/>
                 <v:textbox inset="0,0,0,0">
                   <w:txbxContent>

--- a/template.docx
+++ b/template.docx
@@ -826,7 +826,7 @@
           <w:noProof/>
         </w:rPr>
         <w:drawing>
-          <wp:anchor distT="0" distB="0" distL="114300" distR="114300" simplePos="0" relativeHeight="251631616" behindDoc="1" locked="0" layoutInCell="1" allowOverlap="1" wp14:anchorId="657538A1" wp14:editId="1543A790">
+          <wp:anchor distT="0" distB="0" distL="114300" distR="114300" simplePos="0" relativeHeight="251631616" behindDoc="1" locked="0" layoutInCell="1" allowOverlap="1" wp14:anchorId="657538A1" wp14:editId="58DAC2C2">
             <wp:simplePos x="0" y="0"/>
             <wp:positionH relativeFrom="page">
               <wp:posOffset>1373505</wp:posOffset>
@@ -5652,7 +5652,43 @@
                                   <w14:round/>
                                 </w14:textOutline>
                               </w:rPr>
-                              <w:t>${BIRTH-ORDER}</w:t>
+                              <w:t>${BIRTH</w:t>
+                            </w:r>
+                            <w:r>
+                              <w:rPr>
+                                <w:sz w:val="20"/>
+                                <w:szCs w:val="20"/>
+                                <w:lang w:val="en-US"/>
+                                <w14:shadow w14:blurRad="38100" w14:dist="19050" w14:dir="2700000" w14:sx="100000" w14:sy="100000" w14:kx="0" w14:ky="0" w14:algn="tl">
+                                  <w14:schemeClr w14:val="dk1">
+                                    <w14:alpha w14:val="60000"/>
+                                  </w14:schemeClr>
+                                </w14:shadow>
+                                <w14:textOutline w14:w="0" w14:cap="flat" w14:cmpd="sng" w14:algn="ctr">
+                                  <w14:noFill/>
+                                  <w14:prstDash w14:val="solid"/>
+                                  <w14:round/>
+                                </w14:textOutline>
+                              </w:rPr>
+                              <w:t>_</w:t>
+                            </w:r>
+                            <w:r>
+                              <w:rPr>
+                                <w:sz w:val="20"/>
+                                <w:szCs w:val="20"/>
+                                <w:lang w:val="en-US"/>
+                                <w14:shadow w14:blurRad="38100" w14:dist="19050" w14:dir="2700000" w14:sx="100000" w14:sy="100000" w14:kx="0" w14:ky="0" w14:algn="tl">
+                                  <w14:schemeClr w14:val="dk1">
+                                    <w14:alpha w14:val="60000"/>
+                                  </w14:schemeClr>
+                                </w14:shadow>
+                                <w14:textOutline w14:w="0" w14:cap="flat" w14:cmpd="sng" w14:algn="ctr">
+                                  <w14:noFill/>
+                                  <w14:prstDash w14:val="solid"/>
+                                  <w14:round/>
+                                </w14:textOutline>
+                              </w:rPr>
+                              <w:t>ORDER}</w:t>
                             </w:r>
                           </w:p>
                         </w:txbxContent>
@@ -5714,7 +5750,43 @@
                             <w14:round/>
                           </w14:textOutline>
                         </w:rPr>
-                        <w:t>${BIRTH-ORDER}</w:t>
+                        <w:t>${BIRTH</w:t>
+                      </w:r>
+                      <w:r>
+                        <w:rPr>
+                          <w:sz w:val="20"/>
+                          <w:szCs w:val="20"/>
+                          <w:lang w:val="en-US"/>
+                          <w14:shadow w14:blurRad="38100" w14:dist="19050" w14:dir="2700000" w14:sx="100000" w14:sy="100000" w14:kx="0" w14:ky="0" w14:algn="tl">
+                            <w14:schemeClr w14:val="dk1">
+                              <w14:alpha w14:val="60000"/>
+                            </w14:schemeClr>
+                          </w14:shadow>
+                          <w14:textOutline w14:w="0" w14:cap="flat" w14:cmpd="sng" w14:algn="ctr">
+                            <w14:noFill/>
+                            <w14:prstDash w14:val="solid"/>
+                            <w14:round/>
+                          </w14:textOutline>
+                        </w:rPr>
+                        <w:t>_</w:t>
+                      </w:r>
+                      <w:r>
+                        <w:rPr>
+                          <w:sz w:val="20"/>
+                          <w:szCs w:val="20"/>
+                          <w:lang w:val="en-US"/>
+                          <w14:shadow w14:blurRad="38100" w14:dist="19050" w14:dir="2700000" w14:sx="100000" w14:sy="100000" w14:kx="0" w14:ky="0" w14:algn="tl">
+                            <w14:schemeClr w14:val="dk1">
+                              <w14:alpha w14:val="60000"/>
+                            </w14:schemeClr>
+                          </w14:shadow>
+                          <w14:textOutline w14:w="0" w14:cap="flat" w14:cmpd="sng" w14:algn="ctr">
+                            <w14:noFill/>
+                            <w14:prstDash w14:val="solid"/>
+                            <w14:round/>
+                          </w14:textOutline>
+                        </w:rPr>
+                        <w:t>ORDER}</w:t>
                       </w:r>
                     </w:p>
                   </w:txbxContent>

--- a/template.docx
+++ b/template.docx
@@ -4,6 +4,180 @@
   <w:body>
     <w:p/>
     <w:p>
+      <w:r>
+        <w:rPr>
+          <w:noProof/>
+        </w:rPr>
+        <mc:AlternateContent>
+          <mc:Choice Requires="wps">
+            <w:drawing>
+              <wp:anchor distT="0" distB="0" distL="114300" distR="114300" simplePos="0" relativeHeight="251759616" behindDoc="0" locked="0" layoutInCell="1" allowOverlap="1" wp14:anchorId="4D23573E" wp14:editId="3E1B408F">
+                <wp:simplePos x="0" y="0"/>
+                <wp:positionH relativeFrom="column">
+                  <wp:posOffset>579120</wp:posOffset>
+                </wp:positionH>
+                <wp:positionV relativeFrom="paragraph">
+                  <wp:posOffset>6229350</wp:posOffset>
+                </wp:positionV>
+                <wp:extent cx="1417955" cy="165100"/>
+                <wp:effectExtent l="0" t="0" r="0" b="0"/>
+                <wp:wrapSquare wrapText="bothSides"/>
+                <wp:docPr id="1223045233" name="Text Box 2"/>
+                <wp:cNvGraphicFramePr>
+                  <a:graphicFrameLocks xmlns:a="http://schemas.openxmlformats.org/drawingml/2006/main"/>
+                </wp:cNvGraphicFramePr>
+                <a:graphic xmlns:a="http://schemas.openxmlformats.org/drawingml/2006/main">
+                  <a:graphicData uri="http://schemas.microsoft.com/office/word/2010/wordprocessingShape">
+                    <wps:wsp>
+                      <wps:cNvSpPr txBox="1">
+                        <a:spLocks noChangeArrowheads="1"/>
+                      </wps:cNvSpPr>
+                      <wps:spPr bwMode="auto">
+                        <a:xfrm>
+                          <a:off x="0" y="0"/>
+                          <a:ext cx="1417955" cy="165100"/>
+                        </a:xfrm>
+                        <a:prstGeom prst="rect">
+                          <a:avLst/>
+                        </a:prstGeom>
+                        <a:solidFill>
+                          <a:schemeClr val="bg1">
+                            <a:alpha val="0"/>
+                          </a:schemeClr>
+                        </a:solidFill>
+                        <a:ln>
+                          <a:noFill/>
+                        </a:ln>
+                      </wps:spPr>
+                      <wps:style>
+                        <a:lnRef idx="0">
+                          <a:scrgbClr r="0" g="0" b="0"/>
+                        </a:lnRef>
+                        <a:fillRef idx="0">
+                          <a:scrgbClr r="0" g="0" b="0"/>
+                        </a:fillRef>
+                        <a:effectRef idx="0">
+                          <a:scrgbClr r="0" g="0" b="0"/>
+                        </a:effectRef>
+                        <a:fontRef idx="minor">
+                          <a:schemeClr val="dk1"/>
+                        </a:fontRef>
+                      </wps:style>
+                      <wps:txbx>
+                        <w:txbxContent>
+                          <w:p>
+                            <w:pPr>
+                              <w:spacing w:line="240" w:lineRule="auto"/>
+                              <w:jc w:val="center"/>
+                              <w:rPr>
+                                <w:sz w:val="20"/>
+                                <w:szCs w:val="20"/>
+                                <w:lang w:val="en-US"/>
+                                <w14:shadow w14:blurRad="38100" w14:dist="19050" w14:dir="2700000" w14:sx="100000" w14:sy="100000" w14:kx="0" w14:ky="0" w14:algn="tl">
+                                  <w14:schemeClr w14:val="dk1">
+                                    <w14:alpha w14:val="60000"/>
+                                  </w14:schemeClr>
+                                </w14:shadow>
+                                <w14:textOutline w14:w="0" w14:cap="flat" w14:cmpd="sng" w14:algn="ctr">
+                                  <w14:noFill/>
+                                  <w14:prstDash w14:val="solid"/>
+                                  <w14:round/>
+                                </w14:textOutline>
+                              </w:rPr>
+                            </w:pPr>
+                            <w:r>
+                              <w:rPr>
+                                <w:sz w:val="20"/>
+                                <w:szCs w:val="20"/>
+                                <w:lang w:val="en-US"/>
+                                <w14:shadow w14:blurRad="38100" w14:dist="19050" w14:dir="2700000" w14:sx="100000" w14:sy="100000" w14:kx="0" w14:ky="0" w14:algn="tl">
+                                  <w14:schemeClr w14:val="dk1">
+                                    <w14:alpha w14:val="60000"/>
+                                  </w14:schemeClr>
+                                </w14:shadow>
+                                <w14:textOutline w14:w="0" w14:cap="flat" w14:cmpd="sng" w14:algn="ctr">
+                                  <w14:noFill/>
+                                  <w14:prstDash w14:val="solid"/>
+                                  <w14:round/>
+                                </w14:textOutline>
+                              </w:rPr>
+                              <w:t>OB-GYNE</w:t>
+                            </w:r>
+                          </w:p>
+                        </w:txbxContent>
+                      </wps:txbx>
+                      <wps:bodyPr rot="0" vert="horz" wrap="square" lIns="0" tIns="0" rIns="0" bIns="0" anchor="ctr" anchorCtr="0">
+                        <a:noAutofit/>
+                      </wps:bodyPr>
+                    </wps:wsp>
+                  </a:graphicData>
+                </a:graphic>
+                <wp14:sizeRelH relativeFrom="margin">
+                  <wp14:pctWidth>0</wp14:pctWidth>
+                </wp14:sizeRelH>
+                <wp14:sizeRelV relativeFrom="margin">
+                  <wp14:pctHeight>0</wp14:pctHeight>
+                </wp14:sizeRelV>
+              </wp:anchor>
+            </w:drawing>
+          </mc:Choice>
+          <mc:Fallback>
+            <w:pict>
+              <v:shapetype w14:anchorId="4D23573E" id="_x0000_t202" coordsize="21600,21600" o:spt="202" path="m,l,21600r21600,l21600,xe">
+                <v:stroke joinstyle="miter"/>
+                <v:path gradientshapeok="t" o:connecttype="rect"/>
+              </v:shapetype>
+              <v:shape id="Text Box 2" o:spid="_x0000_s1026" type="#_x0000_t202" style="position:absolute;margin-left:45.6pt;margin-top:490.5pt;width:111.65pt;height:13pt;z-index:251759616;visibility:visible;mso-wrap-style:square;mso-width-percent:0;mso-height-percent:0;mso-wrap-distance-left:9pt;mso-wrap-distance-top:0;mso-wrap-distance-right:9pt;mso-wrap-distance-bottom:0;mso-position-horizontal:absolute;mso-position-horizontal-relative:text;mso-position-vertical:absolute;mso-position-vertical-relative:text;mso-width-percent:0;mso-height-percent:0;mso-width-relative:margin;mso-height-relative:margin;v-text-anchor:middle" o:gfxdata="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" fillcolor="white [3212]" stroked="f">
+                <v:fill opacity="0"/>
+                <v:textbox inset="0,0,0,0">
+                  <w:txbxContent>
+                    <w:p>
+                      <w:pPr>
+                        <w:spacing w:line="240" w:lineRule="auto"/>
+                        <w:jc w:val="center"/>
+                        <w:rPr>
+                          <w:sz w:val="20"/>
+                          <w:szCs w:val="20"/>
+                          <w:lang w:val="en-US"/>
+                          <w14:shadow w14:blurRad="38100" w14:dist="19050" w14:dir="2700000" w14:sx="100000" w14:sy="100000" w14:kx="0" w14:ky="0" w14:algn="tl">
+                            <w14:schemeClr w14:val="dk1">
+                              <w14:alpha w14:val="60000"/>
+                            </w14:schemeClr>
+                          </w14:shadow>
+                          <w14:textOutline w14:w="0" w14:cap="flat" w14:cmpd="sng" w14:algn="ctr">
+                            <w14:noFill/>
+                            <w14:prstDash w14:val="solid"/>
+                            <w14:round/>
+                          </w14:textOutline>
+                        </w:rPr>
+                      </w:pPr>
+                      <w:r>
+                        <w:rPr>
+                          <w:sz w:val="20"/>
+                          <w:szCs w:val="20"/>
+                          <w:lang w:val="en-US"/>
+                          <w14:shadow w14:blurRad="38100" w14:dist="19050" w14:dir="2700000" w14:sx="100000" w14:sy="100000" w14:kx="0" w14:ky="0" w14:algn="tl">
+                            <w14:schemeClr w14:val="dk1">
+                              <w14:alpha w14:val="60000"/>
+                            </w14:schemeClr>
+                          </w14:shadow>
+                          <w14:textOutline w14:w="0" w14:cap="flat" w14:cmpd="sng" w14:algn="ctr">
+                            <w14:noFill/>
+                            <w14:prstDash w14:val="solid"/>
+                            <w14:round/>
+                          </w14:textOutline>
+                        </w:rPr>
+                        <w:t>OB-GYNE</w:t>
+                      </w:r>
+                    </w:p>
+                  </w:txbxContent>
+                </v:textbox>
+                <w10:wrap type="square"/>
+              </v:shape>
+            </w:pict>
+          </mc:Fallback>
+        </mc:AlternateContent>
+      </w:r>
       <w:r>
         <w:rPr>
           <w:noProof/>
@@ -158,11 +332,7 @@
           </mc:Choice>
           <mc:Fallback>
             <w:pict>
-              <v:shapetype w14:anchorId="3975221A" id="_x0000_t202" coordsize="21600,21600" o:spt="202" path="m,l,21600r21600,l21600,xe">
-                <v:stroke joinstyle="miter"/>
-                <v:path gradientshapeok="t" o:connecttype="rect"/>
-              </v:shapetype>
-              <v:shape id="Text Box 2" o:spid="_x0000_s1026" type="#_x0000_t202" style="position:absolute;margin-left:341.1pt;margin-top:16.45pt;width:134.95pt;height:12.25pt;z-index:251637760;visibility:visible;mso-wrap-style:square;mso-width-percent:0;mso-height-percent:0;mso-wrap-distance-left:9pt;mso-wrap-distance-top:3.6pt;mso-wrap-distance-right:9pt;mso-wrap-distance-bottom:3.6pt;mso-position-horizontal:absolute;mso-position-horizontal-relative:text;mso-position-vertical:absolute;mso-position-vertical-relative:text;mso-width-percent:0;mso-height-percent:0;mso-width-relative:margin;mso-height-relative:margin;v-text-anchor:middle" o:gfxdata="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" fillcolor="white [3212]" stroked="f">
+              <v:shape w14:anchorId="3975221A" id="_x0000_s1027" type="#_x0000_t202" style="position:absolute;margin-left:341.1pt;margin-top:16.45pt;width:134.95pt;height:12.25pt;z-index:251637760;visibility:visible;mso-wrap-style:square;mso-width-percent:0;mso-height-percent:0;mso-wrap-distance-left:9pt;mso-wrap-distance-top:3.6pt;mso-wrap-distance-right:9pt;mso-wrap-distance-bottom:3.6pt;mso-position-horizontal:absolute;mso-position-horizontal-relative:text;mso-position-vertical:absolute;mso-position-vertical-relative:text;mso-width-percent:0;mso-height-percent:0;mso-width-relative:margin;mso-height-relative:margin;v-text-anchor:middle" o:gfxdata="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" fillcolor="white [3212]" stroked="f">
                 <v:fill opacity="0"/>
                 <v:textbox inset="0,0,0,0">
                   <w:txbxContent>
@@ -426,7 +596,7 @@
           </mc:Choice>
           <mc:Fallback>
             <w:pict>
-              <v:shape w14:anchorId="2EAA12B8" id="_x0000_s1027" type="#_x0000_t202" style="position:absolute;margin-left:298.1pt;margin-top:492.5pt;width:111.65pt;height:13pt;z-index:251743232;visibility:visible;mso-wrap-style:square;mso-width-percent:0;mso-height-percent:0;mso-wrap-distance-left:9pt;mso-wrap-distance-top:0;mso-wrap-distance-right:9pt;mso-wrap-distance-bottom:0;mso-position-horizontal:absolute;mso-position-horizontal-relative:text;mso-position-vertical:absolute;mso-position-vertical-relative:text;mso-width-percent:0;mso-height-percent:0;mso-width-relative:margin;mso-height-relative:margin;v-text-anchor:middle" o:gfxdata="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" fillcolor="white [3212]" stroked="f">
+              <v:shape w14:anchorId="2EAA12B8" id="_x0000_s1028" type="#_x0000_t202" style="position:absolute;margin-left:298.1pt;margin-top:492.5pt;width:111.65pt;height:13pt;z-index:251743232;visibility:visible;mso-wrap-style:square;mso-width-percent:0;mso-height-percent:0;mso-wrap-distance-left:9pt;mso-wrap-distance-top:0;mso-wrap-distance-right:9pt;mso-wrap-distance-bottom:0;mso-position-horizontal:absolute;mso-position-horizontal-relative:text;mso-position-vertical:absolute;mso-position-vertical-relative:text;mso-width-percent:0;mso-height-percent:0;mso-width-relative:margin;mso-height-relative:margin;v-text-anchor:middle" o:gfxdata="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" fillcolor="white [3212]" stroked="f">
                 <v:fill opacity="0"/>
                 <v:textbox inset="0,0,0,0">
                   <w:txbxContent>
@@ -711,7 +881,7 @@
           </mc:Choice>
           <mc:Fallback>
             <w:pict>
-              <v:shape w14:anchorId="12B5D658" id="_x0000_s1028" type="#_x0000_t202" style="position:absolute;margin-left:35.65pt;margin-top:631.05pt;width:165.05pt;height:12.25pt;z-index:251733332;visibility:visible;mso-wrap-style:square;mso-width-percent:0;mso-wrap-distance-left:9pt;mso-wrap-distance-top:0;mso-wrap-distance-right:9pt;mso-wrap-distance-bottom:0;mso-position-horizontal:absolute;mso-position-horizontal-relative:text;mso-position-vertical:absolute;mso-position-vertical-relative:text;mso-width-percent:0;mso-width-relative:margin;v-text-anchor:middle" o:gfxdata="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" fillcolor="white [3212]" stroked="f">
+              <v:shape w14:anchorId="12B5D658" id="_x0000_s1029" type="#_x0000_t202" style="position:absolute;margin-left:35.65pt;margin-top:631.05pt;width:165.05pt;height:12.25pt;z-index:251733332;visibility:visible;mso-wrap-style:square;mso-width-percent:0;mso-wrap-distance-left:9pt;mso-wrap-distance-top:0;mso-wrap-distance-right:9pt;mso-wrap-distance-bottom:0;mso-position-horizontal:absolute;mso-position-horizontal-relative:text;mso-position-vertical:absolute;mso-position-vertical-relative:text;mso-width-percent:0;mso-width-relative:margin;v-text-anchor:middle" o:gfxdata="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" fillcolor="white [3212]" stroked="f">
                 <v:fill opacity="0"/>
                 <v:textbox inset="0,0,0,0">
                   <w:txbxContent>
@@ -826,7 +996,7 @@
           <w:noProof/>
         </w:rPr>
         <w:drawing>
-          <wp:anchor distT="0" distB="0" distL="114300" distR="114300" simplePos="0" relativeHeight="251631616" behindDoc="1" locked="0" layoutInCell="1" allowOverlap="1" wp14:anchorId="657538A1" wp14:editId="58DAC2C2">
+          <wp:anchor distT="0" distB="0" distL="114300" distR="114300" simplePos="0" relativeHeight="251631616" behindDoc="1" locked="0" layoutInCell="1" allowOverlap="1" wp14:anchorId="657538A1" wp14:editId="409D4F37">
             <wp:simplePos x="0" y="0"/>
             <wp:positionH relativeFrom="page">
               <wp:posOffset>1373505</wp:posOffset>
@@ -1028,7 +1198,7 @@
           </mc:Choice>
           <mc:Fallback>
             <w:pict>
-              <v:shape w14:anchorId="15D67C41" id="_x0000_s1029" type="#_x0000_t202" style="position:absolute;margin-left:300.7pt;margin-top:470.45pt;width:32.1pt;height:12.25pt;z-index:251731968;visibility:visible;mso-wrap-style:square;mso-width-percent:0;mso-height-percent:0;mso-wrap-distance-left:9pt;mso-wrap-distance-top:3.6pt;mso-wrap-distance-right:9pt;mso-wrap-distance-bottom:3.6pt;mso-position-horizontal:absolute;mso-position-horizontal-relative:margin;mso-position-vertical:absolute;mso-position-vertical-relative:text;mso-width-percent:0;mso-height-percent:0;mso-width-relative:margin;mso-height-relative:margin;v-text-anchor:middle" o:gfxdata="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" fillcolor="white [3212]" stroked="f">
+              <v:shape w14:anchorId="15D67C41" id="_x0000_s1030" type="#_x0000_t202" style="position:absolute;margin-left:300.7pt;margin-top:470.45pt;width:32.1pt;height:12.25pt;z-index:251731968;visibility:visible;mso-wrap-style:square;mso-width-percent:0;mso-height-percent:0;mso-wrap-distance-left:9pt;mso-wrap-distance-top:3.6pt;mso-wrap-distance-right:9pt;mso-wrap-distance-bottom:3.6pt;mso-position-horizontal:absolute;mso-position-horizontal-relative:margin;mso-position-vertical:absolute;mso-position-vertical-relative:text;mso-width-percent:0;mso-height-percent:0;mso-width-relative:margin;mso-height-relative:margin;v-text-anchor:middle" o:gfxdata="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" fillcolor="white [3212]" stroked="f">
                 <v:fill opacity="0"/>
                 <v:textbox inset="0,0,0,0">
                   <w:txbxContent>
@@ -1236,7 +1406,7 @@
           </mc:Choice>
           <mc:Fallback>
             <w:pict>
-              <v:shape w14:anchorId="01398E20" id="_x0000_s1030" type="#_x0000_t202" style="position:absolute;margin-left:186.7pt;margin-top:410.8pt;width:315.85pt;height:12.25pt;z-index:251729920;visibility:visible;mso-wrap-style:square;mso-width-percent:0;mso-wrap-distance-left:9pt;mso-wrap-distance-top:0;mso-wrap-distance-right:9pt;mso-wrap-distance-bottom:0;mso-position-horizontal:absolute;mso-position-horizontal-relative:text;mso-position-vertical:absolute;mso-position-vertical-relative:text;mso-width-percent:0;mso-width-relative:margin;v-text-anchor:middle" o:gfxdata="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" fillcolor="white [3212]" stroked="f">
+              <v:shape w14:anchorId="01398E20" id="_x0000_s1031" type="#_x0000_t202" style="position:absolute;margin-left:186.7pt;margin-top:410.8pt;width:315.85pt;height:12.25pt;z-index:251729920;visibility:visible;mso-wrap-style:square;mso-width-percent:0;mso-wrap-distance-left:9pt;mso-wrap-distance-top:0;mso-wrap-distance-right:9pt;mso-wrap-distance-bottom:0;mso-position-horizontal:absolute;mso-position-horizontal-relative:text;mso-position-vertical:absolute;mso-position-vertical-relative:text;mso-width-percent:0;mso-width-relative:margin;v-text-anchor:middle" o:gfxdata="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" fillcolor="white [3212]" stroked="f">
                 <v:fill opacity="0"/>
                 <v:textbox inset="0,0,0,0">
                   <w:txbxContent>
@@ -1429,7 +1599,7 @@
           </mc:Choice>
           <mc:Fallback>
             <w:pict>
-              <v:shape w14:anchorId="54254D30" id="_x0000_s1031" type="#_x0000_t202" style="position:absolute;margin-left:-11.3pt;margin-top:412.25pt;width:183.45pt;height:12.25pt;z-index:251715584;visibility:visible;mso-wrap-style:square;mso-width-percent:0;mso-height-percent:0;mso-wrap-distance-left:9pt;mso-wrap-distance-top:3.6pt;mso-wrap-distance-right:9pt;mso-wrap-distance-bottom:3.6pt;mso-position-horizontal:absolute;mso-position-horizontal-relative:margin;mso-position-vertical:absolute;mso-position-vertical-relative:text;mso-width-percent:0;mso-height-percent:0;mso-width-relative:margin;mso-height-relative:margin;v-text-anchor:middle" o:gfxdata="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" fillcolor="white [3212]" stroked="f">
+              <v:shape w14:anchorId="54254D30" id="_x0000_s1032" type="#_x0000_t202" style="position:absolute;margin-left:-11.3pt;margin-top:412.25pt;width:183.45pt;height:12.25pt;z-index:251715584;visibility:visible;mso-wrap-style:square;mso-width-percent:0;mso-height-percent:0;mso-wrap-distance-left:9pt;mso-wrap-distance-top:3.6pt;mso-wrap-distance-right:9pt;mso-wrap-distance-bottom:3.6pt;mso-position-horizontal:absolute;mso-position-horizontal-relative:margin;mso-position-vertical:absolute;mso-position-vertical-relative:text;mso-width-percent:0;mso-height-percent:0;mso-width-relative:margin;mso-height-relative:margin;v-text-anchor:middle" o:gfxdata="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" fillcolor="white [3212]" stroked="f">
                 <v:fill opacity="0"/>
                 <v:textbox inset="0,0,0,0">
                   <w:txbxContent>
@@ -1615,7 +1785,7 @@
           </mc:Choice>
           <mc:Fallback>
             <w:pict>
-              <v:shape w14:anchorId="04B9B4E1" id="_x0000_s1032" type="#_x0000_t202" style="position:absolute;margin-left:5.05pt;margin-top:362.6pt;width:495.75pt;height:12.25pt;z-index:251713536;visibility:visible;mso-wrap-style:square;mso-width-percent:0;mso-wrap-distance-left:9pt;mso-wrap-distance-top:0;mso-wrap-distance-right:9pt;mso-wrap-distance-bottom:0;mso-position-horizontal:absolute;mso-position-horizontal-relative:text;mso-position-vertical:absolute;mso-position-vertical-relative:text;mso-width-percent:0;mso-width-relative:margin;v-text-anchor:middle" o:gfxdata="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" fillcolor="white [3212]" stroked="f">
+              <v:shape w14:anchorId="04B9B4E1" id="_x0000_s1033" type="#_x0000_t202" style="position:absolute;margin-left:5.05pt;margin-top:362.6pt;width:495.75pt;height:12.25pt;z-index:251713536;visibility:visible;mso-wrap-style:square;mso-width-percent:0;mso-wrap-distance-left:9pt;mso-wrap-distance-top:0;mso-wrap-distance-right:9pt;mso-wrap-distance-bottom:0;mso-position-horizontal:absolute;mso-position-horizontal-relative:text;mso-position-vertical:absolute;mso-position-vertical-relative:text;mso-width-percent:0;mso-width-relative:margin;v-text-anchor:middle" o:gfxdata="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" fillcolor="white [3212]" stroked="f">
                 <v:fill opacity="0"/>
                 <v:textbox inset="0,0,0,0">
                   <w:txbxContent>
@@ -1801,7 +1971,7 @@
           </mc:Choice>
           <mc:Fallback>
             <w:pict>
-              <v:shape w14:anchorId="7CB55FA8" id="_x0000_s1033" type="#_x0000_t202" style="position:absolute;margin-left:9.8pt;margin-top:266.5pt;width:490.35pt;height:12.25pt;z-index:251700224;visibility:visible;mso-wrap-style:square;mso-width-percent:0;mso-wrap-distance-left:9pt;mso-wrap-distance-top:0;mso-wrap-distance-right:9pt;mso-wrap-distance-bottom:0;mso-position-horizontal:absolute;mso-position-horizontal-relative:text;mso-position-vertical:absolute;mso-position-vertical-relative:text;mso-width-percent:0;mso-width-relative:margin;v-text-anchor:middle" o:gfxdata="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" fillcolor="white [3212]" stroked="f">
+              <v:shape w14:anchorId="7CB55FA8" id="_x0000_s1034" type="#_x0000_t202" style="position:absolute;margin-left:9.8pt;margin-top:266.5pt;width:490.35pt;height:12.25pt;z-index:251700224;visibility:visible;mso-wrap-style:square;mso-width-percent:0;mso-wrap-distance-left:9pt;mso-wrap-distance-top:0;mso-wrap-distance-right:9pt;mso-wrap-distance-bottom:0;mso-position-horizontal:absolute;mso-position-horizontal-relative:text;mso-position-vertical:absolute;mso-position-vertical-relative:text;mso-width-percent:0;mso-width-relative:margin;v-text-anchor:middle" o:gfxdata="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" fillcolor="white [3212]" stroked="f">
                 <v:fill opacity="0"/>
                 <v:textbox inset="0,0,0,0">
                   <w:txbxContent>
@@ -1971,7 +2141,7 @@
           </mc:Choice>
           <mc:Fallback>
             <w:pict>
-              <v:shape w14:anchorId="7462E0BE" id="_x0000_s1034" type="#_x0000_t202" style="position:absolute;margin-left:423.8pt;margin-top:144.45pt;width:52.3pt;height:12.25pt;z-index:251671552;visibility:visible;mso-wrap-style:square;mso-width-percent:0;mso-height-percent:0;mso-wrap-distance-left:9pt;mso-wrap-distance-top:3.6pt;mso-wrap-distance-right:9pt;mso-wrap-distance-bottom:3.6pt;mso-position-horizontal:absolute;mso-position-horizontal-relative:text;mso-position-vertical:absolute;mso-position-vertical-relative:text;mso-width-percent:0;mso-height-percent:0;mso-width-relative:margin;mso-height-relative:margin;v-text-anchor:middle" o:gfxdata="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" fillcolor="white [3212]" stroked="f">
+              <v:shape w14:anchorId="7462E0BE" id="_x0000_s1035" type="#_x0000_t202" style="position:absolute;margin-left:423.8pt;margin-top:144.45pt;width:52.3pt;height:12.25pt;z-index:251671552;visibility:visible;mso-wrap-style:square;mso-width-percent:0;mso-height-percent:0;mso-wrap-distance-left:9pt;mso-wrap-distance-top:3.6pt;mso-wrap-distance-right:9pt;mso-wrap-distance-bottom:3.6pt;mso-position-horizontal:absolute;mso-position-horizontal-relative:text;mso-position-vertical:absolute;mso-position-vertical-relative:text;mso-width-percent:0;mso-height-percent:0;mso-width-relative:margin;mso-height-relative:margin;v-text-anchor:middle" o:gfxdata="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" fillcolor="white [3212]" stroked="f">
                 <v:fill opacity="0"/>
                 <v:textbox inset="0,0,0,0">
                   <w:txbxContent>
@@ -2141,7 +2311,7 @@
           </mc:Choice>
           <mc:Fallback>
             <w:pict>
-              <v:shape w14:anchorId="3EFFF86C" id="_x0000_s1035" type="#_x0000_t202" style="position:absolute;margin-left:40.5pt;margin-top:78.55pt;width:60.85pt;height:12.25pt;z-index:251653120;visibility:visible;mso-wrap-style:square;mso-width-percent:0;mso-height-percent:0;mso-wrap-distance-left:9pt;mso-wrap-distance-top:3.6pt;mso-wrap-distance-right:9pt;mso-wrap-distance-bottom:3.6pt;mso-position-horizontal:absolute;mso-position-horizontal-relative:text;mso-position-vertical:absolute;mso-position-vertical-relative:text;mso-width-percent:0;mso-height-percent:0;mso-width-relative:margin;mso-height-relative:margin;v-text-anchor:middle" o:gfxdata="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" fillcolor="white [3212]" stroked="f">
+              <v:shape w14:anchorId="3EFFF86C" id="_x0000_s1036" type="#_x0000_t202" style="position:absolute;margin-left:40.5pt;margin-top:78.55pt;width:60.85pt;height:12.25pt;z-index:251653120;visibility:visible;mso-wrap-style:square;mso-width-percent:0;mso-height-percent:0;mso-wrap-distance-left:9pt;mso-wrap-distance-top:3.6pt;mso-wrap-distance-right:9pt;mso-wrap-distance-bottom:3.6pt;mso-position-horizontal:absolute;mso-position-horizontal-relative:text;mso-position-vertical:absolute;mso-position-vertical-relative:text;mso-width-percent:0;mso-height-percent:0;mso-width-relative:margin;mso-height-relative:margin;v-text-anchor:middle" o:gfxdata="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" fillcolor="white [3212]" stroked="f">
                 <v:fill opacity="0"/>
                 <v:textbox inset="0,0,0,0">
                   <w:txbxContent>
@@ -2308,7 +2478,7 @@
           </mc:Choice>
           <mc:Fallback>
             <w:pict>
-              <v:shape w14:anchorId="5BD02423" id="_x0000_s1036" type="#_x0000_t202" style="position:absolute;margin-left:410.7pt;margin-top:79.7pt;width:67.6pt;height:12.2pt;z-index:251663360;visibility:visible;mso-wrap-style:square;mso-width-percent:0;mso-wrap-distance-left:9pt;mso-wrap-distance-top:0;mso-wrap-distance-right:9pt;mso-wrap-distance-bottom:0;mso-position-horizontal:absolute;mso-position-horizontal-relative:text;mso-position-vertical:absolute;mso-position-vertical-relative:text;mso-width-percent:0;mso-width-relative:margin;v-text-anchor:middle" o:gfxdata="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" fillcolor="white [3212]" stroked="f">
+              <v:shape w14:anchorId="5BD02423" id="_x0000_s1037" type="#_x0000_t202" style="position:absolute;margin-left:410.7pt;margin-top:79.7pt;width:67.6pt;height:12.2pt;z-index:251663360;visibility:visible;mso-wrap-style:square;mso-width-percent:0;mso-wrap-distance-left:9pt;mso-wrap-distance-top:0;mso-wrap-distance-right:9pt;mso-wrap-distance-bottom:0;mso-position-horizontal:absolute;mso-position-horizontal-relative:text;mso-position-vertical:absolute;mso-position-vertical-relative:text;mso-width-percent:0;mso-width-relative:margin;v-text-anchor:middle" o:gfxdata="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" fillcolor="white [3212]" stroked="f">
                 <v:fill opacity="0"/>
                 <v:textbox inset="0,0,0,0">
                   <w:txbxContent>
@@ -2478,7 +2648,7 @@
           </mc:Choice>
           <mc:Fallback>
             <w:pict>
-              <v:shape w14:anchorId="50BB1C44" id="_x0000_s1037" type="#_x0000_t202" style="position:absolute;margin-left:297.25pt;margin-top:79.15pt;width:88.9pt;height:12.7pt;z-index:251662336;visibility:visible;mso-wrap-style:square;mso-width-percent:0;mso-height-percent:0;mso-wrap-distance-left:9pt;mso-wrap-distance-top:0;mso-wrap-distance-right:9pt;mso-wrap-distance-bottom:0;mso-position-horizontal:absolute;mso-position-horizontal-relative:text;mso-position-vertical:absolute;mso-position-vertical-relative:text;mso-width-percent:0;mso-height-percent:0;mso-width-relative:margin;mso-height-relative:margin;v-text-anchor:middle" o:gfxdata="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" fillcolor="white [3212]" stroked="f">
+              <v:shape w14:anchorId="50BB1C44" id="_x0000_s1038" type="#_x0000_t202" style="position:absolute;margin-left:297.25pt;margin-top:79.15pt;width:88.9pt;height:12.7pt;z-index:251662336;visibility:visible;mso-wrap-style:square;mso-width-percent:0;mso-height-percent:0;mso-wrap-distance-left:9pt;mso-wrap-distance-top:0;mso-wrap-distance-right:9pt;mso-wrap-distance-bottom:0;mso-position-horizontal:absolute;mso-position-horizontal-relative:text;mso-position-vertical:absolute;mso-position-vertical-relative:text;mso-width-percent:0;mso-height-percent:0;mso-width-relative:margin;mso-height-relative:margin;v-text-anchor:middle" o:gfxdata="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" fillcolor="white [3212]" stroked="f">
                 <v:fill opacity="0"/>
                 <v:textbox inset="0,0,0,0">
                   <w:txbxContent>
@@ -2642,7 +2812,7 @@
           </mc:Choice>
           <mc:Fallback>
             <w:pict>
-              <v:shape w14:anchorId="0BFA9D8F" id="_x0000_s1038" type="#_x0000_t202" style="position:absolute;margin-left:217.65pt;margin-top:79.4pt;width:60.85pt;height:12.2pt;z-index:251661312;visibility:visible;mso-wrap-style:square;mso-wrap-distance-left:9pt;mso-wrap-distance-top:0;mso-wrap-distance-right:9pt;mso-wrap-distance-bottom:0;mso-position-horizontal:absolute;mso-position-horizontal-relative:text;mso-position-vertical:absolute;mso-position-vertical-relative:text;v-text-anchor:middle" o:gfxdata="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" fillcolor="white [3212]" stroked="f">
+              <v:shape w14:anchorId="0BFA9D8F" id="_x0000_s1039" type="#_x0000_t202" style="position:absolute;margin-left:217.65pt;margin-top:79.4pt;width:60.85pt;height:12.2pt;z-index:251661312;visibility:visible;mso-wrap-style:square;mso-wrap-distance-left:9pt;mso-wrap-distance-top:0;mso-wrap-distance-right:9pt;mso-wrap-distance-bottom:0;mso-position-horizontal:absolute;mso-position-horizontal-relative:text;mso-position-vertical:absolute;mso-position-vertical-relative:text;v-text-anchor:middle" o:gfxdata="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" fillcolor="white [3212]" stroked="f">
                 <v:fill opacity="0"/>
                 <v:textbox inset="0,0,0,0">
                   <w:txbxContent>
@@ -2854,7 +3024,7 @@
           </mc:Choice>
           <mc:Fallback>
             <w:pict>
-              <v:shape w14:anchorId="55004DA6" id="_x0000_s1039" type="#_x0000_t202" style="position:absolute;margin-left:40.6pt;margin-top:598.65pt;width:179.1pt;height:12.25pt;z-index:251745280;visibility:visible;mso-wrap-style:square;mso-width-percent:0;mso-height-percent:0;mso-wrap-distance-left:9pt;mso-wrap-distance-top:3.6pt;mso-wrap-distance-right:9pt;mso-wrap-distance-bottom:3.6pt;mso-position-horizontal:absolute;mso-position-horizontal-relative:margin;mso-position-vertical:absolute;mso-position-vertical-relative:text;mso-width-percent:0;mso-height-percent:0;mso-width-relative:margin;mso-height-relative:margin;v-text-anchor:middle" o:gfxdata="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" fillcolor="white [3212]" stroked="f">
+              <v:shape w14:anchorId="55004DA6" id="_x0000_s1040" type="#_x0000_t202" style="position:absolute;margin-left:40.6pt;margin-top:598.65pt;width:179.1pt;height:12.25pt;z-index:251745280;visibility:visible;mso-wrap-style:square;mso-width-percent:0;mso-height-percent:0;mso-wrap-distance-left:9pt;mso-wrap-distance-top:3.6pt;mso-wrap-distance-right:9pt;mso-wrap-distance-bottom:3.6pt;mso-position-horizontal:absolute;mso-position-horizontal-relative:margin;mso-position-vertical:absolute;mso-position-vertical-relative:text;mso-width-percent:0;mso-height-percent:0;mso-width-relative:margin;mso-height-relative:margin;v-text-anchor:middle" o:gfxdata="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" fillcolor="white [3212]" stroked="f">
                 <v:fill opacity="0"/>
                 <v:textbox inset="0,0,0,0">
                   <w:txbxContent>
@@ -3130,7 +3300,7 @@
           </mc:Choice>
           <mc:Fallback>
             <w:pict>
-              <v:shape w14:anchorId="59D8EA27" id="_x0000_s1040" type="#_x0000_t202" style="position:absolute;margin-left:13.9pt;margin-top:646.3pt;width:149.7pt;height:12.25pt;z-index:251755520;visibility:visible;mso-wrap-style:square;mso-width-percent:0;mso-height-percent:0;mso-wrap-distance-left:9pt;mso-wrap-distance-top:3.6pt;mso-wrap-distance-right:9pt;mso-wrap-distance-bottom:3.6pt;mso-position-horizontal:absolute;mso-position-horizontal-relative:margin;mso-position-vertical:absolute;mso-position-vertical-relative:text;mso-width-percent:0;mso-height-percent:0;mso-width-relative:margin;mso-height-relative:margin;v-text-anchor:middle" o:gfxdata="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" fillcolor="white [3212]" stroked="f">
+              <v:shape w14:anchorId="59D8EA27" id="_x0000_s1041" type="#_x0000_t202" style="position:absolute;margin-left:13.9pt;margin-top:646.3pt;width:149.7pt;height:12.25pt;z-index:251755520;visibility:visible;mso-wrap-style:square;mso-width-percent:0;mso-height-percent:0;mso-wrap-distance-left:9pt;mso-wrap-distance-top:3.6pt;mso-wrap-distance-right:9pt;mso-wrap-distance-bottom:3.6pt;mso-position-horizontal:absolute;mso-position-horizontal-relative:margin;mso-position-vertical:absolute;mso-position-vertical-relative:text;mso-width-percent:0;mso-height-percent:0;mso-width-relative:margin;mso-height-relative:margin;v-text-anchor:middle" o:gfxdata="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" fillcolor="white [3212]" stroked="f">
                 <v:fill opacity="0"/>
                 <v:textbox inset="0,0,0,0">
                   <w:txbxContent>
@@ -3365,7 +3535,7 @@
           </mc:Choice>
           <mc:Fallback>
             <w:pict>
-              <v:shape w14:anchorId="526A3A54" id="_x0000_s1041" type="#_x0000_t202" style="position:absolute;margin-left:73.65pt;margin-top:616.6pt;width:149.7pt;height:12.25pt;z-index:251747328;visibility:visible;mso-wrap-style:square;mso-width-percent:0;mso-height-percent:0;mso-wrap-distance-left:9pt;mso-wrap-distance-top:3.6pt;mso-wrap-distance-right:9pt;mso-wrap-distance-bottom:3.6pt;mso-position-horizontal:absolute;mso-position-horizontal-relative:margin;mso-position-vertical:absolute;mso-position-vertical-relative:text;mso-width-percent:0;mso-height-percent:0;mso-width-relative:margin;mso-height-relative:margin;v-text-anchor:middle" o:gfxdata="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" fillcolor="white [3212]" stroked="f">
+              <v:shape w14:anchorId="526A3A54" id="_x0000_s1042" type="#_x0000_t202" style="position:absolute;margin-left:73.65pt;margin-top:616.6pt;width:149.7pt;height:12.25pt;z-index:251747328;visibility:visible;mso-wrap-style:square;mso-width-percent:0;mso-height-percent:0;mso-wrap-distance-left:9pt;mso-wrap-distance-top:3.6pt;mso-wrap-distance-right:9pt;mso-wrap-distance-bottom:3.6pt;mso-position-horizontal:absolute;mso-position-horizontal-relative:margin;mso-position-vertical:absolute;mso-position-vertical-relative:text;mso-width-percent:0;mso-height-percent:0;mso-width-relative:margin;mso-height-relative:margin;v-text-anchor:middle" o:gfxdata="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" fillcolor="white [3212]" stroked="f">
                 <v:fill opacity="0"/>
                 <v:textbox inset="0,0,0,0">
                   <w:txbxContent>
@@ -3579,7 +3749,7 @@
           </mc:Choice>
           <mc:Fallback>
             <w:pict>
-              <v:shape w14:anchorId="43331C72" id="_x0000_s1042" type="#_x0000_t202" style="position:absolute;margin-left:284.1pt;margin-top:524pt;width:149.7pt;height:12.25pt;z-index:251757568;visibility:visible;mso-wrap-style:square;mso-width-percent:0;mso-height-percent:0;mso-wrap-distance-left:9pt;mso-wrap-distance-top:3.6pt;mso-wrap-distance-right:9pt;mso-wrap-distance-bottom:3.6pt;mso-position-horizontal:absolute;mso-position-horizontal-relative:margin;mso-position-vertical:absolute;mso-position-vertical-relative:text;mso-width-percent:0;mso-height-percent:0;mso-width-relative:margin;mso-height-relative:margin;v-text-anchor:middle" o:gfxdata="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" fillcolor="white [3212]" stroked="f">
+              <v:shape w14:anchorId="43331C72" id="_x0000_s1043" type="#_x0000_t202" style="position:absolute;margin-left:284.1pt;margin-top:524pt;width:149.7pt;height:12.25pt;z-index:251757568;visibility:visible;mso-wrap-style:square;mso-width-percent:0;mso-height-percent:0;mso-wrap-distance-left:9pt;mso-wrap-distance-top:3.6pt;mso-wrap-distance-right:9pt;mso-wrap-distance-bottom:3.6pt;mso-position-horizontal:absolute;mso-position-horizontal-relative:margin;mso-position-vertical:absolute;mso-position-vertical-relative:text;mso-width-percent:0;mso-height-percent:0;mso-width-relative:margin;mso-height-relative:margin;v-text-anchor:middle" o:gfxdata="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" fillcolor="white [3212]" stroked="f">
                 <v:fill opacity="0"/>
                 <v:textbox inset="0,0,0,0">
                   <w:txbxContent>
@@ -3793,7 +3963,7 @@
           </mc:Choice>
           <mc:Fallback>
             <w:pict>
-              <v:shape w14:anchorId="22682275" id="_x0000_s1043" type="#_x0000_t202" style="position:absolute;margin-left:276.45pt;margin-top:333.2pt;width:126pt;height:12.25pt;z-index:251708416;visibility:visible;mso-wrap-style:square;mso-width-percent:0;mso-height-percent:0;mso-wrap-distance-left:9pt;mso-wrap-distance-top:3.6pt;mso-wrap-distance-right:9pt;mso-wrap-distance-bottom:3.6pt;mso-position-horizontal:absolute;mso-position-horizontal-relative:text;mso-position-vertical:absolute;mso-position-vertical-relative:text;mso-width-percent:0;mso-height-percent:0;mso-width-relative:margin;mso-height-relative:margin;v-text-anchor:middle" o:gfxdata="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" fillcolor="white [3212]" stroked="f">
+              <v:shape w14:anchorId="22682275" id="_x0000_s1044" type="#_x0000_t202" style="position:absolute;margin-left:276.45pt;margin-top:333.2pt;width:126pt;height:12.25pt;z-index:251708416;visibility:visible;mso-wrap-style:square;mso-width-percent:0;mso-height-percent:0;mso-wrap-distance-left:9pt;mso-wrap-distance-top:3.6pt;mso-wrap-distance-right:9pt;mso-wrap-distance-bottom:3.6pt;mso-position-horizontal:absolute;mso-position-horizontal-relative:text;mso-position-vertical:absolute;mso-position-vertical-relative:text;mso-width-percent:0;mso-height-percent:0;mso-width-relative:margin;mso-height-relative:margin;v-text-anchor:middle" o:gfxdata="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" fillcolor="white [3212]" stroked="f">
                 <v:fill opacity="0"/>
                 <v:textbox inset="0,0,0,0">
                   <w:txbxContent>
@@ -3965,7 +4135,7 @@
           </mc:Choice>
           <mc:Fallback>
             <w:pict>
-              <v:shape w14:anchorId="785DB40A" id="_x0000_s1044" type="#_x0000_t202" style="position:absolute;margin-left:134.25pt;margin-top:333.5pt;width:135.9pt;height:12.25pt;z-index:251706368;visibility:visible;mso-wrap-style:square;mso-width-percent:0;mso-height-percent:0;mso-wrap-distance-left:9pt;mso-wrap-distance-top:3.6pt;mso-wrap-distance-right:9pt;mso-wrap-distance-bottom:3.6pt;mso-position-horizontal:absolute;mso-position-horizontal-relative:text;mso-position-vertical:absolute;mso-position-vertical-relative:text;mso-width-percent:0;mso-height-percent:0;mso-width-relative:margin;mso-height-relative:margin;v-text-anchor:middle" o:gfxdata="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" fillcolor="white [3212]" stroked="f">
+              <v:shape w14:anchorId="785DB40A" id="_x0000_s1045" type="#_x0000_t202" style="position:absolute;margin-left:134.25pt;margin-top:333.5pt;width:135.9pt;height:12.25pt;z-index:251706368;visibility:visible;mso-wrap-style:square;mso-width-percent:0;mso-height-percent:0;mso-wrap-distance-left:9pt;mso-wrap-distance-top:3.6pt;mso-wrap-distance-right:9pt;mso-wrap-distance-bottom:3.6pt;mso-position-horizontal:absolute;mso-position-horizontal-relative:text;mso-position-vertical:absolute;mso-position-vertical-relative:text;mso-width-percent:0;mso-height-percent:0;mso-width-relative:margin;mso-height-relative:margin;v-text-anchor:middle" o:gfxdata="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" fillcolor="white [3212]" stroked="f">
                 <v:fill opacity="0"/>
                 <v:textbox inset="0,0,0,0">
                   <w:txbxContent>
@@ -4137,7 +4307,7 @@
           </mc:Choice>
           <mc:Fallback>
             <w:pict>
-              <v:shape w14:anchorId="3423684A" id="_x0000_s1045" type="#_x0000_t202" style="position:absolute;margin-left:10.35pt;margin-top:331.4pt;width:119.7pt;height:12.25pt;z-index:251704320;visibility:visible;mso-wrap-style:square;mso-width-percent:0;mso-height-percent:0;mso-wrap-distance-left:9pt;mso-wrap-distance-top:3.6pt;mso-wrap-distance-right:9pt;mso-wrap-distance-bottom:3.6pt;mso-position-horizontal:absolute;mso-position-horizontal-relative:margin;mso-position-vertical:absolute;mso-position-vertical-relative:text;mso-width-percent:0;mso-height-percent:0;mso-width-relative:margin;mso-height-relative:margin;v-text-anchor:middle" o:gfxdata="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" fillcolor="white [3212]" stroked="f">
+              <v:shape w14:anchorId="3423684A" id="_x0000_s1046" type="#_x0000_t202" style="position:absolute;margin-left:10.35pt;margin-top:331.4pt;width:119.7pt;height:12.25pt;z-index:251704320;visibility:visible;mso-wrap-style:square;mso-width-percent:0;mso-height-percent:0;mso-wrap-distance-left:9pt;mso-wrap-distance-top:3.6pt;mso-wrap-distance-right:9pt;mso-wrap-distance-bottom:3.6pt;mso-position-horizontal:absolute;mso-position-horizontal-relative:margin;mso-position-vertical:absolute;mso-position-vertical-relative:text;mso-width-percent:0;mso-height-percent:0;mso-width-relative:margin;mso-height-relative:margin;v-text-anchor:middle" o:gfxdata="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" fillcolor="white [3212]" stroked="f">
                 <v:fill opacity="0"/>
                 <v:textbox inset="0,0,0,0">
                   <w:txbxContent>
@@ -4308,7 +4478,7 @@
           </mc:Choice>
           <mc:Fallback>
             <w:pict>
-              <v:shape w14:anchorId="15F30A8B" id="_x0000_s1046" type="#_x0000_t202" style="position:absolute;margin-left:421.35pt;margin-top:238.55pt;width:80.3pt;height:12.25pt;z-index:251685888;visibility:visible;mso-wrap-style:square;mso-width-percent:0;mso-height-percent:0;mso-wrap-distance-left:9pt;mso-wrap-distance-top:3.6pt;mso-wrap-distance-right:9pt;mso-wrap-distance-bottom:3.6pt;mso-position-horizontal:absolute;mso-position-horizontal-relative:text;mso-position-vertical:absolute;mso-position-vertical-relative:text;mso-width-percent:0;mso-height-percent:0;mso-width-relative:margin;mso-height-relative:margin;v-text-anchor:middle" o:gfxdata="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" fillcolor="white [3212]" stroked="f">
+              <v:shape w14:anchorId="15F30A8B" id="_x0000_s1047" type="#_x0000_t202" style="position:absolute;margin-left:421.35pt;margin-top:238.55pt;width:80.3pt;height:12.25pt;z-index:251685888;visibility:visible;mso-wrap-style:square;mso-width-percent:0;mso-height-percent:0;mso-wrap-distance-left:9pt;mso-wrap-distance-top:3.6pt;mso-wrap-distance-right:9pt;mso-wrap-distance-bottom:3.6pt;mso-position-horizontal:absolute;mso-position-horizontal-relative:text;mso-position-vertical:absolute;mso-position-vertical-relative:text;mso-width-percent:0;mso-height-percent:0;mso-width-relative:margin;mso-height-relative:margin;v-text-anchor:middle" o:gfxdata="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" fillcolor="white [3212]" stroked="f">
                 <v:fill opacity="0"/>
                 <v:textbox inset="0,0,0,0">
                   <w:txbxContent>
@@ -4478,7 +4648,7 @@
           </mc:Choice>
           <mc:Fallback>
             <w:pict>
-              <v:shape w14:anchorId="7479C386" id="_x0000_s1047" type="#_x0000_t202" style="position:absolute;margin-left:251.65pt;margin-top:237.2pt;width:152.4pt;height:12.25pt;z-index:251683840;visibility:visible;mso-wrap-style:square;mso-width-percent:0;mso-height-percent:0;mso-wrap-distance-left:9pt;mso-wrap-distance-top:3.6pt;mso-wrap-distance-right:9pt;mso-wrap-distance-bottom:3.6pt;mso-position-horizontal:absolute;mso-position-horizontal-relative:text;mso-position-vertical:absolute;mso-position-vertical-relative:text;mso-width-percent:0;mso-height-percent:0;mso-width-relative:margin;mso-height-relative:margin;v-text-anchor:middle" o:gfxdata="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" fillcolor="white [3212]" stroked="f">
+              <v:shape w14:anchorId="7479C386" id="_x0000_s1048" type="#_x0000_t202" style="position:absolute;margin-left:251.65pt;margin-top:237.2pt;width:152.4pt;height:12.25pt;z-index:251683840;visibility:visible;mso-wrap-style:square;mso-width-percent:0;mso-height-percent:0;mso-wrap-distance-left:9pt;mso-wrap-distance-top:3.6pt;mso-wrap-distance-right:9pt;mso-wrap-distance-bottom:3.6pt;mso-position-horizontal:absolute;mso-position-horizontal-relative:text;mso-position-vertical:absolute;mso-position-vertical-relative:text;mso-width-percent:0;mso-height-percent:0;mso-width-relative:margin;mso-height-relative:margin;v-text-anchor:middle" o:gfxdata="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" fillcolor="white [3212]" stroked="f">
                 <v:fill opacity="0"/>
                 <v:textbox inset="0,0,0,0">
                   <w:txbxContent>
@@ -4648,7 +4818,7 @@
           </mc:Choice>
           <mc:Fallback>
             <w:pict>
-              <v:shape w14:anchorId="276B10BA" id="_x0000_s1048" type="#_x0000_t202" style="position:absolute;margin-left:79.75pt;margin-top:236.65pt;width:80.3pt;height:12.25pt;z-index:251679744;visibility:visible;mso-wrap-style:square;mso-width-percent:0;mso-height-percent:0;mso-wrap-distance-left:9pt;mso-wrap-distance-top:3.6pt;mso-wrap-distance-right:9pt;mso-wrap-distance-bottom:3.6pt;mso-position-horizontal:absolute;mso-position-horizontal-relative:margin;mso-position-vertical:absolute;mso-position-vertical-relative:text;mso-width-percent:0;mso-height-percent:0;mso-width-relative:margin;mso-height-relative:margin;v-text-anchor:middle" o:gfxdata="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" fillcolor="white [3212]" stroked="f">
+              <v:shape w14:anchorId="276B10BA" id="_x0000_s1049" type="#_x0000_t202" style="position:absolute;margin-left:79.75pt;margin-top:236.65pt;width:80.3pt;height:12.25pt;z-index:251679744;visibility:visible;mso-wrap-style:square;mso-width-percent:0;mso-height-percent:0;mso-wrap-distance-left:9pt;mso-wrap-distance-top:3.6pt;mso-wrap-distance-right:9pt;mso-wrap-distance-bottom:3.6pt;mso-position-horizontal:absolute;mso-position-horizontal-relative:margin;mso-position-vertical:absolute;mso-position-vertical-relative:text;mso-width-percent:0;mso-height-percent:0;mso-width-relative:margin;mso-height-relative:margin;v-text-anchor:middle" o:gfxdata="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" fillcolor="white [3212]" stroked="f">
                 <v:fill opacity="0"/>
                 <v:textbox inset="0,0,0,0">
                   <w:txbxContent>
@@ -4818,7 +4988,7 @@
           </mc:Choice>
           <mc:Fallback>
             <w:pict>
-              <v:shape w14:anchorId="2BEC9FAD" id="_x0000_s1049" type="#_x0000_t202" style="position:absolute;margin-left:166.35pt;margin-top:236.7pt;width:80.3pt;height:12.25pt;z-index:251681792;visibility:visible;mso-wrap-style:square;mso-width-percent:0;mso-height-percent:0;mso-wrap-distance-left:9pt;mso-wrap-distance-top:3.6pt;mso-wrap-distance-right:9pt;mso-wrap-distance-bottom:3.6pt;mso-position-horizontal:absolute;mso-position-horizontal-relative:margin;mso-position-vertical:absolute;mso-position-vertical-relative:text;mso-width-percent:0;mso-height-percent:0;mso-width-relative:margin;mso-height-relative:margin;v-text-anchor:middle" o:gfxdata="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" fillcolor="white [3212]" stroked="f">
+              <v:shape w14:anchorId="2BEC9FAD" id="_x0000_s1050" type="#_x0000_t202" style="position:absolute;margin-left:166.35pt;margin-top:236.7pt;width:80.3pt;height:12.25pt;z-index:251681792;visibility:visible;mso-wrap-style:square;mso-width-percent:0;mso-height-percent:0;mso-wrap-distance-left:9pt;mso-wrap-distance-top:3.6pt;mso-wrap-distance-right:9pt;mso-wrap-distance-bottom:3.6pt;mso-position-horizontal:absolute;mso-position-horizontal-relative:margin;mso-position-vertical:absolute;mso-position-vertical-relative:text;mso-width-percent:0;mso-height-percent:0;mso-width-relative:margin;mso-height-relative:margin;v-text-anchor:middle" o:gfxdata="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" fillcolor="white [3212]" stroked="f">
                 <v:fill opacity="0"/>
                 <v:textbox inset="0,0,0,0">
                   <w:txbxContent>
@@ -4988,7 +5158,7 @@
           </mc:Choice>
           <mc:Fallback>
             <w:pict>
-              <v:shape w14:anchorId="5B863014" id="_x0000_s1050" type="#_x0000_t202" style="position:absolute;margin-left:-4.1pt;margin-top:237pt;width:80.3pt;height:12.25pt;z-index:251677696;visibility:visible;mso-wrap-style:square;mso-width-percent:0;mso-height-percent:0;mso-wrap-distance-left:9pt;mso-wrap-distance-top:3.6pt;mso-wrap-distance-right:9pt;mso-wrap-distance-bottom:3.6pt;mso-position-horizontal:absolute;mso-position-horizontal-relative:margin;mso-position-vertical:absolute;mso-position-vertical-relative:text;mso-width-percent:0;mso-height-percent:0;mso-width-relative:margin;mso-height-relative:margin;v-text-anchor:middle" o:gfxdata="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" fillcolor="white [3212]" stroked="f">
+              <v:shape w14:anchorId="5B863014" id="_x0000_s1051" type="#_x0000_t202" style="position:absolute;margin-left:-4.1pt;margin-top:237pt;width:80.3pt;height:12.25pt;z-index:251677696;visibility:visible;mso-wrap-style:square;mso-width-percent:0;mso-height-percent:0;mso-wrap-distance-left:9pt;mso-wrap-distance-top:3.6pt;mso-wrap-distance-right:9pt;mso-wrap-distance-bottom:3.6pt;mso-position-horizontal:absolute;mso-position-horizontal-relative:margin;mso-position-vertical:absolute;mso-position-vertical-relative:text;mso-width-percent:0;mso-height-percent:0;mso-width-relative:margin;mso-height-relative:margin;v-text-anchor:middle" o:gfxdata="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" fillcolor="white [3212]" stroked="f">
                 <v:fill opacity="0"/>
                 <v:textbox inset="0,0,0,0">
                   <w:txbxContent>
@@ -5369,8 +5539,8 @@
           </mc:Choice>
           <mc:Fallback>
             <w:pict>
-              <v:group w14:anchorId="1BE04EAD" id="Group 6" o:spid="_x0000_s1051" style="position:absolute;margin-left:19.35pt;margin-top:50.55pt;width:428.1pt;height:12.25pt;z-index:251649024" coordsize="54371,1555" o:gfxdata="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">
-                <v:shape id="_x0000_s1052" type="#_x0000_t202" style="position:absolute;width:18592;height:1555;visibility:visible;mso-wrap-style:square;v-text-anchor:middle" o:gfxdata="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" fillcolor="white [3212]" stroked="f">
+              <v:group w14:anchorId="1BE04EAD" id="Group 6" o:spid="_x0000_s1052" style="position:absolute;margin-left:19.35pt;margin-top:50.55pt;width:428.1pt;height:12.25pt;z-index:251649024" coordsize="54371,1555" o:gfxdata="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">
+                <v:shape id="_x0000_s1053" type="#_x0000_t202" style="position:absolute;width:18592;height:1555;visibility:visible;mso-wrap-style:square;v-text-anchor:middle" o:gfxdata="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" fillcolor="white [3212]" stroked="f">
                   <v:fill opacity="0"/>
                   <v:textbox inset="0,0,0,0">
                     <w:txbxContent>
@@ -5437,7 +5607,7 @@
                     </w:txbxContent>
                   </v:textbox>
                 </v:shape>
-                <v:shape id="_x0000_s1053" type="#_x0000_t202" style="position:absolute;left:18950;width:17393;height:1555;visibility:visible;mso-wrap-style:square;v-text-anchor:middle" o:gfxdata="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" fillcolor="white [3212]" stroked="f">
+                <v:shape id="_x0000_s1054" type="#_x0000_t202" style="position:absolute;left:18950;width:17393;height:1555;visibility:visible;mso-wrap-style:square;v-text-anchor:middle" o:gfxdata="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" fillcolor="white [3212]" stroked="f">
                   <v:fill opacity="0"/>
                   <v:textbox inset="0,0,0,0">
                     <w:txbxContent>
@@ -5503,7 +5673,7 @@
                     </w:txbxContent>
                   </v:textbox>
                 </v:shape>
-                <v:shape id="_x0000_s1054" type="#_x0000_t202" style="position:absolute;left:36642;width:17729;height:1555;visibility:visible;mso-wrap-style:square;v-text-anchor:middle" o:gfxdata="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" fillcolor="white [3212]" stroked="f">
+                <v:shape id="_x0000_s1055" type="#_x0000_t202" style="position:absolute;left:36642;width:17729;height:1555;visibility:visible;mso-wrap-style:square;v-text-anchor:middle" o:gfxdata="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" fillcolor="white [3212]" stroked="f">
                   <v:fill opacity="0"/>
                   <v:textbox inset="0,0,0,0">
                     <w:txbxContent>
@@ -5710,7 +5880,7 @@
           </mc:Choice>
           <mc:Fallback>
             <w:pict>
-              <v:shape w14:anchorId="514F67BE" id="_x0000_s1055" type="#_x0000_t202" style="position:absolute;margin-left:289.25pt;margin-top:144.45pt;width:80.3pt;height:12.25pt;z-index:251669504;visibility:visible;mso-wrap-style:square;mso-width-percent:0;mso-height-percent:0;mso-wrap-distance-left:9pt;mso-wrap-distance-top:3.6pt;mso-wrap-distance-right:9pt;mso-wrap-distance-bottom:3.6pt;mso-position-horizontal:absolute;mso-position-horizontal-relative:text;mso-position-vertical:absolute;mso-position-vertical-relative:text;mso-width-percent:0;mso-height-percent:0;mso-width-relative:margin;mso-height-relative:margin;v-text-anchor:middle" o:gfxdata="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" fillcolor="white [3212]" stroked="f">
+              <v:shape w14:anchorId="514F67BE" id="_x0000_s1056" type="#_x0000_t202" style="position:absolute;margin-left:289.25pt;margin-top:144.45pt;width:80.3pt;height:12.25pt;z-index:251669504;visibility:visible;mso-wrap-style:square;mso-width-percent:0;mso-height-percent:0;mso-wrap-distance-left:9pt;mso-wrap-distance-top:3.6pt;mso-wrap-distance-right:9pt;mso-wrap-distance-bottom:3.6pt;mso-position-horizontal:absolute;mso-position-horizontal-relative:text;mso-position-vertical:absolute;mso-position-vertical-relative:text;mso-width-percent:0;mso-height-percent:0;mso-width-relative:margin;mso-height-relative:margin;v-text-anchor:middle" o:gfxdata="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" fillcolor="white [3212]" stroked="f">
                 <v:fill opacity="0"/>
                 <v:textbox inset="0,0,0,0">
                   <w:txbxContent>
@@ -5916,7 +6086,7 @@
           </mc:Choice>
           <mc:Fallback>
             <w:pict>
-              <v:shape w14:anchorId="4B5C46AA" id="_x0000_s1056" type="#_x0000_t202" style="position:absolute;margin-left:160.95pt;margin-top:144.45pt;width:80.3pt;height:12.25pt;z-index:251667456;visibility:visible;mso-wrap-style:square;mso-width-percent:0;mso-height-percent:0;mso-wrap-distance-left:9pt;mso-wrap-distance-top:3.6pt;mso-wrap-distance-right:9pt;mso-wrap-distance-bottom:3.6pt;mso-position-horizontal:absolute;mso-position-horizontal-relative:text;mso-position-vertical:absolute;mso-position-vertical-relative:text;mso-width-percent:0;mso-height-percent:0;mso-width-relative:margin;mso-height-relative:margin;v-text-anchor:middle" o:gfxdata="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" fillcolor="white [3212]" stroked="f">
+              <v:shape w14:anchorId="4B5C46AA" id="_x0000_s1057" type="#_x0000_t202" style="position:absolute;margin-left:160.95pt;margin-top:144.45pt;width:80.3pt;height:12.25pt;z-index:251667456;visibility:visible;mso-wrap-style:square;mso-width-percent:0;mso-height-percent:0;mso-wrap-distance-left:9pt;mso-wrap-distance-top:3.6pt;mso-wrap-distance-right:9pt;mso-wrap-distance-bottom:3.6pt;mso-position-horizontal:absolute;mso-position-horizontal-relative:text;mso-position-vertical:absolute;mso-position-vertical-relative:text;mso-width-percent:0;mso-height-percent:0;mso-width-relative:margin;mso-height-relative:margin;v-text-anchor:middle" o:gfxdata="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" fillcolor="white [3212]" stroked="f">
                 <v:fill opacity="0"/>
                 <v:textbox inset="0,0,0,0">
                   <w:txbxContent>
@@ -6086,7 +6256,7 @@
           </mc:Choice>
           <mc:Fallback>
             <w:pict>
-              <v:shape w14:anchorId="7A99A238" id="_x0000_s1057" type="#_x0000_t202" style="position:absolute;margin-left:27.65pt;margin-top:146.05pt;width:80.3pt;height:12.25pt;z-index:251665408;visibility:visible;mso-wrap-style:square;mso-width-percent:0;mso-height-percent:0;mso-wrap-distance-left:9pt;mso-wrap-distance-top:3.6pt;mso-wrap-distance-right:9pt;mso-wrap-distance-bottom:3.6pt;mso-position-horizontal:absolute;mso-position-horizontal-relative:text;mso-position-vertical:absolute;mso-position-vertical-relative:text;mso-width-percent:0;mso-height-percent:0;mso-width-relative:margin;mso-height-relative:margin;v-text-anchor:middle" o:gfxdata="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" fillcolor="white [3212]" stroked="f">
+              <v:shape w14:anchorId="7A99A238" id="_x0000_s1058" type="#_x0000_t202" style="position:absolute;margin-left:27.65pt;margin-top:146.05pt;width:80.3pt;height:12.25pt;z-index:251665408;visibility:visible;mso-wrap-style:square;mso-width-percent:0;mso-height-percent:0;mso-wrap-distance-left:9pt;mso-wrap-distance-top:3.6pt;mso-wrap-distance-right:9pt;mso-wrap-distance-bottom:3.6pt;mso-position-horizontal:absolute;mso-position-horizontal-relative:text;mso-position-vertical:absolute;mso-position-vertical-relative:text;mso-width-percent:0;mso-height-percent:0;mso-width-relative:margin;mso-height-relative:margin;v-text-anchor:middle" o:gfxdata="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" fillcolor="white [3212]" stroked="f">
                 <v:fill opacity="0"/>
                 <v:textbox inset="0,0,0,0">
                   <w:txbxContent>
@@ -6256,7 +6426,7 @@
           </mc:Choice>
           <mc:Fallback>
             <w:pict>
-              <v:shape w14:anchorId="23EB8E5E" id="_x0000_s1058" type="#_x0000_t202" style="position:absolute;margin-left:421.5pt;margin-top:333.2pt;width:75.9pt;height:12.25pt;z-index:251710464;visibility:visible;mso-wrap-style:square;mso-width-percent:0;mso-height-percent:0;mso-wrap-distance-left:9pt;mso-wrap-distance-top:3.6pt;mso-wrap-distance-right:9pt;mso-wrap-distance-bottom:3.6pt;mso-position-horizontal:absolute;mso-position-horizontal-relative:text;mso-position-vertical:absolute;mso-position-vertical-relative:text;mso-width-percent:0;mso-height-percent:0;mso-width-relative:margin;mso-height-relative:margin;v-text-anchor:middle" o:gfxdata="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" fillcolor="white [3212]" stroked="f">
+              <v:shape w14:anchorId="23EB8E5E" id="_x0000_s1059" type="#_x0000_t202" style="position:absolute;margin-left:421.5pt;margin-top:333.2pt;width:75.9pt;height:12.25pt;z-index:251710464;visibility:visible;mso-wrap-style:square;mso-width-percent:0;mso-height-percent:0;mso-wrap-distance-left:9pt;mso-wrap-distance-top:3.6pt;mso-wrap-distance-right:9pt;mso-wrap-distance-bottom:3.6pt;mso-position-horizontal:absolute;mso-position-horizontal-relative:text;mso-position-vertical:absolute;mso-position-vertical-relative:text;mso-width-percent:0;mso-height-percent:0;mso-width-relative:margin;mso-height-relative:margin;v-text-anchor:middle" o:gfxdata="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" fillcolor="white [3212]" stroked="f">
                 <v:fill opacity="0"/>
                 <v:textbox inset="0,0,0,0">
                   <w:txbxContent>
@@ -6599,8 +6769,8 @@
           </mc:Choice>
           <mc:Fallback>
             <w:pict>
-              <v:group w14:anchorId="2684FBF1" id="_x0000_s1059" style="position:absolute;margin-left:25.6pt;margin-top:298.45pt;width:428.1pt;height:12.25pt;z-index:251702272" coordsize="54371,1555" o:gfxdata="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">
-                <v:shape id="_x0000_s1060" type="#_x0000_t202" style="position:absolute;width:18592;height:1555;visibility:visible;mso-wrap-style:square;v-text-anchor:middle" o:gfxdata="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" fillcolor="white [3212]" stroked="f">
+              <v:group w14:anchorId="2684FBF1" id="_x0000_s1060" style="position:absolute;margin-left:25.6pt;margin-top:298.45pt;width:428.1pt;height:12.25pt;z-index:251702272" coordsize="54371,1555" o:gfxdata="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">
+                <v:shape id="_x0000_s1061" type="#_x0000_t202" style="position:absolute;width:18592;height:1555;visibility:visible;mso-wrap-style:square;v-text-anchor:middle" o:gfxdata="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" fillcolor="white [3212]" stroked="f">
                   <v:fill opacity="0"/>
                   <v:textbox inset="0,0,0,0">
                     <w:txbxContent>
@@ -6647,7 +6817,7 @@
                     </w:txbxContent>
                   </v:textbox>
                 </v:shape>
-                <v:shape id="_x0000_s1061" type="#_x0000_t202" style="position:absolute;left:18950;width:17393;height:1555;visibility:visible;mso-wrap-style:square;v-text-anchor:middle" o:gfxdata="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" fillcolor="white [3212]" stroked="f">
+                <v:shape id="_x0000_s1062" type="#_x0000_t202" style="position:absolute;left:18950;width:17393;height:1555;visibility:visible;mso-wrap-style:square;v-text-anchor:middle" o:gfxdata="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" fillcolor="white [3212]" stroked="f">
                   <v:fill opacity="0"/>
                   <v:textbox inset="0,0,0,0">
                     <w:txbxContent>
@@ -6694,7 +6864,7 @@
                     </w:txbxContent>
                   </v:textbox>
                 </v:shape>
-                <v:shape id="_x0000_s1062" type="#_x0000_t202" style="position:absolute;left:36642;width:17729;height:1555;visibility:visible;mso-wrap-style:square;v-text-anchor:middle" o:gfxdata="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" fillcolor="white [3212]" stroked="f">
+                <v:shape id="_x0000_s1063" type="#_x0000_t202" style="position:absolute;left:36642;width:17729;height:1555;visibility:visible;mso-wrap-style:square;v-text-anchor:middle" o:gfxdata="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" fillcolor="white [3212]" stroked="f">
                   <v:fill opacity="0"/>
                   <v:textbox inset="0,0,0,0">
                     <w:txbxContent>
@@ -7072,8 +7242,8 @@
           </mc:Choice>
           <mc:Fallback>
             <w:pict>
-              <v:group w14:anchorId="1A05BDD2" id="_x0000_s1063" style="position:absolute;margin-left:20.45pt;margin-top:175.5pt;width:428.1pt;height:12.25pt;z-index:251651072" coordsize="54371,1555" o:gfxdata="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">
-                <v:shape id="_x0000_s1064" type="#_x0000_t202" style="position:absolute;width:18592;height:1555;visibility:visible;mso-wrap-style:square;v-text-anchor:middle" o:gfxdata="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" fillcolor="white [3212]" stroked="f">
+              <v:group w14:anchorId="1A05BDD2" id="_x0000_s1064" style="position:absolute;margin-left:20.45pt;margin-top:175.5pt;width:428.1pt;height:12.25pt;z-index:251651072" coordsize="54371,1555" o:gfxdata="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">
+                <v:shape id="_x0000_s1065" type="#_x0000_t202" style="position:absolute;width:18592;height:1555;visibility:visible;mso-wrap-style:square;v-text-anchor:middle" o:gfxdata="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" fillcolor="white [3212]" stroked="f">
                   <v:fill opacity="0"/>
                   <v:textbox inset="0,0,0,0">
                     <w:txbxContent>
@@ -7155,7 +7325,7 @@
                     </w:txbxContent>
                   </v:textbox>
                 </v:shape>
-                <v:shape id="_x0000_s1065" type="#_x0000_t202" style="position:absolute;left:18950;width:17393;height:1555;visibility:visible;mso-wrap-style:square;v-text-anchor:middle" o:gfxdata="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" fillcolor="white [3212]" stroked="f">
+                <v:shape id="_x0000_s1066" type="#_x0000_t202" style="position:absolute;left:18950;width:17393;height:1555;visibility:visible;mso-wrap-style:square;v-text-anchor:middle" o:gfxdata="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" fillcolor="white [3212]" stroked="f">
                   <v:fill opacity="0"/>
                   <v:textbox inset="0,0,0,0">
                     <w:txbxContent>
@@ -7201,7 +7371,7 @@
                     </w:txbxContent>
                   </v:textbox>
                 </v:shape>
-                <v:shape id="_x0000_s1066" type="#_x0000_t202" style="position:absolute;left:36642;width:17729;height:1555;visibility:visible;mso-wrap-style:square;v-text-anchor:middle" o:gfxdata="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" fillcolor="white [3212]" stroked="f">
+                <v:shape id="_x0000_s1067" type="#_x0000_t202" style="position:absolute;left:36642;width:17729;height:1555;visibility:visible;mso-wrap-style:square;v-text-anchor:middle" o:gfxdata="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" fillcolor="white [3212]" stroked="f">
                   <v:fill opacity="0"/>
                   <v:textbox inset="0,0,0,0">
                     <w:txbxContent>
@@ -7372,7 +7542,7 @@
           </mc:Choice>
           <mc:Fallback>
             <w:pict>
-              <v:shape w14:anchorId="7D68FB69" id="_x0000_s1067" type="#_x0000_t202" style="position:absolute;margin-left:5.95pt;margin-top:197.75pt;width:239.4pt;height:12.25pt;z-index:251673600;visibility:visible;mso-wrap-style:square;mso-width-percent:0;mso-height-percent:0;mso-wrap-distance-left:9pt;mso-wrap-distance-top:3.6pt;mso-wrap-distance-right:9pt;mso-wrap-distance-bottom:3.6pt;mso-position-horizontal:absolute;mso-position-horizontal-relative:margin;mso-position-vertical:absolute;mso-position-vertical-relative:text;mso-width-percent:0;mso-height-percent:0;mso-width-relative:margin;mso-height-relative:margin;v-text-anchor:middle" o:gfxdata="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" fillcolor="white [3212]" stroked="f">
+              <v:shape w14:anchorId="7D68FB69" id="_x0000_s1068" type="#_x0000_t202" style="position:absolute;margin-left:5.95pt;margin-top:197.75pt;width:239.4pt;height:12.25pt;z-index:251673600;visibility:visible;mso-wrap-style:square;mso-width-percent:0;mso-height-percent:0;mso-wrap-distance-left:9pt;mso-wrap-distance-top:3.6pt;mso-wrap-distance-right:9pt;mso-wrap-distance-bottom:3.6pt;mso-position-horizontal:absolute;mso-position-horizontal-relative:margin;mso-position-vertical:absolute;mso-position-vertical-relative:text;mso-width-percent:0;mso-height-percent:0;mso-width-relative:margin;mso-height-relative:margin;v-text-anchor:middle" o:gfxdata="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" fillcolor="white [3212]" stroked="f">
                 <v:fill opacity="0"/>
                 <v:textbox inset="0,0,0,0">
                   <w:txbxContent>
@@ -7542,7 +7712,7 @@
           </mc:Choice>
           <mc:Fallback>
             <w:pict>
-              <v:shape w14:anchorId="1138CA9C" id="_x0000_s1068" type="#_x0000_t202" style="position:absolute;margin-left:247.15pt;margin-top:200.45pt;width:235.8pt;height:12.25pt;z-index:251675648;visibility:visible;mso-wrap-style:square;mso-width-percent:0;mso-height-percent:0;mso-wrap-distance-left:9pt;mso-wrap-distance-top:3.6pt;mso-wrap-distance-right:9pt;mso-wrap-distance-bottom:3.6pt;mso-position-horizontal:absolute;mso-position-horizontal-relative:text;mso-position-vertical:absolute;mso-position-vertical-relative:text;mso-width-percent:0;mso-height-percent:0;mso-width-relative:margin;mso-height-relative:margin;v-text-anchor:middle" o:gfxdata="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" fillcolor="white [3212]" stroked="f">
+              <v:shape w14:anchorId="1138CA9C" id="_x0000_s1069" type="#_x0000_t202" style="position:absolute;margin-left:247.15pt;margin-top:200.45pt;width:235.8pt;height:12.25pt;z-index:251675648;visibility:visible;mso-wrap-style:square;mso-width-percent:0;mso-height-percent:0;mso-wrap-distance-left:9pt;mso-wrap-distance-top:3.6pt;mso-wrap-distance-right:9pt;mso-wrap-distance-bottom:3.6pt;mso-position-horizontal:absolute;mso-position-horizontal-relative:text;mso-position-vertical:absolute;mso-position-vertical-relative:text;mso-width-percent:0;mso-height-percent:0;mso-width-relative:margin;mso-height-relative:margin;v-text-anchor:middle" o:gfxdata="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" fillcolor="white [3212]" stroked="f">
                 <v:fill opacity="0"/>
                 <v:textbox inset="0,0,0,0">
                   <w:txbxContent>
@@ -7731,7 +7901,7 @@
           </mc:Choice>
           <mc:Fallback>
             <w:pict>
-              <v:shape w14:anchorId="278EEF89" id="_x0000_s1069" type="#_x0000_t202" style="position:absolute;margin-left:63.25pt;margin-top:19pt;width:238.5pt;height:12.25pt;z-index:251635712;visibility:visible;mso-wrap-style:square;mso-width-percent:0;mso-height-percent:0;mso-wrap-distance-left:9pt;mso-wrap-distance-top:3.6pt;mso-wrap-distance-right:9pt;mso-wrap-distance-bottom:3.6pt;mso-position-horizontal:absolute;mso-position-horizontal-relative:text;mso-position-vertical:absolute;mso-position-vertical-relative:text;mso-width-percent:0;mso-height-percent:0;mso-width-relative:margin;mso-height-relative:margin;v-text-anchor:middle" o:gfxdata="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" fillcolor="white [3212]" stroked="f">
+              <v:shape w14:anchorId="278EEF89" id="_x0000_s1070" type="#_x0000_t202" style="position:absolute;margin-left:63.25pt;margin-top:19pt;width:238.5pt;height:12.25pt;z-index:251635712;visibility:visible;mso-wrap-style:square;mso-width-percent:0;mso-height-percent:0;mso-wrap-distance-left:9pt;mso-wrap-distance-top:3.6pt;mso-wrap-distance-right:9pt;mso-wrap-distance-bottom:3.6pt;mso-position-horizontal:absolute;mso-position-horizontal-relative:text;mso-position-vertical:absolute;mso-position-vertical-relative:text;mso-width-percent:0;mso-height-percent:0;mso-width-relative:margin;mso-height-relative:margin;v-text-anchor:middle" o:gfxdata="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" fillcolor="white [3212]" stroked="f">
                 <v:fill opacity="0"/>
                 <v:textbox inset="0,0,0,0">
                   <w:txbxContent>
@@ -7919,7 +8089,7 @@
           </mc:Choice>
           <mc:Fallback>
             <w:pict>
-              <v:shape w14:anchorId="0B5D5751" id="_x0000_s1070" type="#_x0000_t202" style="position:absolute;margin-left:30.5pt;margin-top:4.45pt;width:273.1pt;height:12.25pt;z-index:251633664;visibility:visible;mso-wrap-style:square;mso-width-percent:0;mso-height-percent:0;mso-wrap-distance-left:9pt;mso-wrap-distance-top:3.6pt;mso-wrap-distance-right:9pt;mso-wrap-distance-bottom:3.6pt;mso-position-horizontal:absolute;mso-position-horizontal-relative:text;mso-position-vertical:absolute;mso-position-vertical-relative:text;mso-width-percent:0;mso-height-percent:0;mso-width-relative:margin;mso-height-relative:margin;v-text-anchor:middle" o:gfxdata="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" fillcolor="white [3212]" stroked="f">
+              <v:shape w14:anchorId="0B5D5751" id="_x0000_s1071" type="#_x0000_t202" style="position:absolute;margin-left:30.5pt;margin-top:4.45pt;width:273.1pt;height:12.25pt;z-index:251633664;visibility:visible;mso-wrap-style:square;mso-width-percent:0;mso-height-percent:0;mso-wrap-distance-left:9pt;mso-wrap-distance-top:3.6pt;mso-wrap-distance-right:9pt;mso-wrap-distance-bottom:3.6pt;mso-position-horizontal:absolute;mso-position-horizontal-relative:text;mso-position-vertical:absolute;mso-position-vertical-relative:text;mso-width-percent:0;mso-height-percent:0;mso-width-relative:margin;mso-height-relative:margin;v-text-anchor:middle" o:gfxdata="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" fillcolor="white [3212]" stroked="f">
                 <v:fill opacity="0"/>
                 <v:textbox inset="0,0,0,0">
                   <w:txbxContent>
@@ -8378,7 +8548,7 @@
   <w:style w:type="paragraph" w:default="1" w:styleId="Normal">
     <w:name w:val="Normal"/>
     <w:qFormat/>
-    <w:rsid w:val="00325C41"/>
+    <w:rsid w:val="00976436"/>
   </w:style>
   <w:style w:type="paragraph" w:styleId="Heading1">
     <w:name w:val="heading 1"/>
